--- a/lessons/9-2/downloads/reveal/teacher/9.2-homework-packet-level-1.docx
+++ b/lessons/9-2/downloads/reveal/teacher/9.2-homework-packet-level-1.docx
@@ -78,14 +78,15 @@
           <w:caps/>
           <w:color w:val="003A70"/>
           <w:spacing w:val="12"/>
-          <w:sz w:val="21"/>
+          <w:sz w:val="22"/>
           <w:szCs w:val="21"/>
         </w:rPr>
-        <w:t xml:space="preserve">Lesson 9-2  ·  Homework Packet  ·  Level 1  ·  Sheet 1 of 2</w:t>
+        <w:t xml:space="preserve">Lesson 9-2  ·  Homework Packet  ·  Supported  ·  Session 1 · pages 1–2</w:t>
       </w:r>
     </w:p>
     <w:p>
       <w:pPr>
+        <w:pStyle w:val="Heading1"/>
         <w:keepNext/>
         <w:spacing w:before="0" w:after="10" w:line="240" w:lineRule="auto"/>
       </w:pPr>
@@ -111,7 +112,7 @@
         <w:rPr>
           <w:rFonts w:ascii="Avenir Next" w:hAnsi="Avenir Next" w:cs="Avenir Next" w:eastAsia="Avenir Next"/>
           <w:color w:val="5A5F66"/>
-          <w:sz w:val="17"/>
+          <w:sz w:val="22"/>
           <w:szCs w:val="17"/>
         </w:rPr>
         <w:t xml:space="preserve">Maryland Standard 6.EE.C.9   ·   Learning target — I can turn a table of values into points and plot them on a graph.</w:t>
@@ -158,6 +159,7 @@
           </w:tcPr>
           <w:p>
             <w:pPr>
+              <w:pStyle w:val="Heading2"/>
               <w:spacing w:before="0" w:after="40" w:line="264" w:lineRule="auto"/>
             </w:pPr>
             <w:r>
@@ -185,25 +187,25 @@
                 <w:rFonts w:ascii="Avenir Next" w:hAnsi="Avenir Next" w:cs="Avenir Next" w:eastAsia="Avenir Next"/>
                 <w:b/>
                 <w:color w:val="003A70"/>
+                <w:sz w:val="22"/>
+                <w:szCs w:val="18"/>
+              </w:rPr>
+              <w:t xml:space="preserve">•</w:t>
+            </w:r>
+            <w:r>
+              <w:rPr>
+                <w:rFonts w:ascii="Avenir Next" w:hAnsi="Avenir Next" w:cs="Avenir Next" w:eastAsia="Avenir Next"/>
+                <w:color w:val="1A1A1A"/>
                 <w:sz w:val="18"/>
                 <w:szCs w:val="18"/>
               </w:rPr>
-              <w:t xml:space="preserve">•</w:t>
-            </w:r>
-            <w:r>
-              <w:rPr>
-                <w:rFonts w:ascii="Avenir Next" w:hAnsi="Avenir Next" w:cs="Avenir Next" w:eastAsia="Avenir Next"/>
-                <w:color w:val="1A1A1A"/>
-                <w:sz w:val="18"/>
-                <w:szCs w:val="18"/>
-              </w:rPr>
               <w:tab/>
             </w:r>
             <w:r>
               <w:rPr>
                 <w:rFonts w:ascii="Avenir Next" w:hAnsi="Avenir Next" w:cs="Avenir Next" w:eastAsia="Avenir Next"/>
                 <w:color w:val="1A1A1A"/>
-                <w:sz w:val="18"/>
+                <w:sz w:val="22"/>
                 <w:szCs w:val="18"/>
               </w:rPr>
               <w:t xml:space="preserve">Each row of a table becomes an </w:t>
@@ -213,7 +215,7 @@
                 <w:rFonts w:ascii="Avenir Next" w:hAnsi="Avenir Next" w:cs="Avenir Next" w:eastAsia="Avenir Next"/>
                 <w:b/>
                 <w:color w:val="1A1A1A"/>
-                <w:sz w:val="18"/>
+                <w:sz w:val="22"/>
                 <w:szCs w:val="18"/>
               </w:rPr>
               <w:t xml:space="preserve">ordered pair</w:t>
@@ -222,7 +224,7 @@
               <w:rPr>
                 <w:rFonts w:ascii="Avenir Next" w:hAnsi="Avenir Next" w:cs="Avenir Next" w:eastAsia="Avenir Next"/>
                 <w:color w:val="1A1A1A"/>
-                <w:sz w:val="18"/>
+                <w:sz w:val="22"/>
                 <w:szCs w:val="18"/>
               </w:rPr>
               <w:t xml:space="preserve"> (</w:t>
@@ -232,7 +234,7 @@
                 <w:rFonts w:ascii="Avenir Next" w:hAnsi="Avenir Next" w:cs="Avenir Next" w:eastAsia="Avenir Next"/>
                 <w:i/>
                 <w:color w:val="1A1A1A"/>
-                <w:sz w:val="18"/>
+                <w:sz w:val="22"/>
                 <w:szCs w:val="18"/>
               </w:rPr>
               <w:t xml:space="preserve">x</w:t>
@@ -241,7 +243,7 @@
               <w:rPr>
                 <w:rFonts w:ascii="Avenir Next" w:hAnsi="Avenir Next" w:cs="Avenir Next" w:eastAsia="Avenir Next"/>
                 <w:color w:val="1A1A1A"/>
-                <w:sz w:val="18"/>
+                <w:sz w:val="22"/>
                 <w:szCs w:val="18"/>
               </w:rPr>
               <w:t xml:space="preserve">, </w:t>
@@ -251,7 +253,7 @@
                 <w:rFonts w:ascii="Avenir Next" w:hAnsi="Avenir Next" w:cs="Avenir Next" w:eastAsia="Avenir Next"/>
                 <w:i/>
                 <w:color w:val="1A1A1A"/>
-                <w:sz w:val="18"/>
+                <w:sz w:val="22"/>
                 <w:szCs w:val="18"/>
               </w:rPr>
               <w:t xml:space="preserve">y</w:t>
@@ -260,7 +262,7 @@
               <w:rPr>
                 <w:rFonts w:ascii="Avenir Next" w:hAnsi="Avenir Next" w:cs="Avenir Next" w:eastAsia="Avenir Next"/>
                 <w:color w:val="1A1A1A"/>
-                <w:sz w:val="18"/>
+                <w:sz w:val="22"/>
                 <w:szCs w:val="18"/>
               </w:rPr>
               <w:t xml:space="preserve">).</w:t>
@@ -279,10 +281,76 @@
                 <w:rFonts w:ascii="Avenir Next" w:hAnsi="Avenir Next" w:cs="Avenir Next" w:eastAsia="Avenir Next"/>
                 <w:b/>
                 <w:color w:val="003A70"/>
+                <w:sz w:val="22"/>
+                <w:szCs w:val="18"/>
+              </w:rPr>
+              <w:t xml:space="preserve">•</w:t>
+            </w:r>
+            <w:r>
+              <w:rPr>
+                <w:rFonts w:ascii="Avenir Next" w:hAnsi="Avenir Next" w:cs="Avenir Next" w:eastAsia="Avenir Next"/>
+                <w:color w:val="1A1A1A"/>
                 <w:sz w:val="18"/>
                 <w:szCs w:val="18"/>
               </w:rPr>
-              <w:t xml:space="preserve">•</w:t>
+              <w:tab/>
+            </w:r>
+            <w:r>
+              <w:rPr>
+                <w:rFonts w:ascii="Avenir Next" w:hAnsi="Avenir Next" w:cs="Avenir Next" w:eastAsia="Avenir Next"/>
+                <w:color w:val="1A1A1A"/>
+                <w:sz w:val="22"/>
+                <w:szCs w:val="18"/>
+              </w:rPr>
+              <w:t xml:space="preserve">To plot (</w:t>
+            </w:r>
+            <w:r>
+              <w:rPr>
+                <w:rFonts w:ascii="Avenir Next" w:hAnsi="Avenir Next" w:cs="Avenir Next" w:eastAsia="Avenir Next"/>
+                <w:i/>
+                <w:color w:val="1A1A1A"/>
+                <w:sz w:val="22"/>
+                <w:szCs w:val="18"/>
+              </w:rPr>
+              <w:t xml:space="preserve">x</w:t>
+            </w:r>
+            <w:r>
+              <w:rPr>
+                <w:rFonts w:ascii="Avenir Next" w:hAnsi="Avenir Next" w:cs="Avenir Next" w:eastAsia="Avenir Next"/>
+                <w:color w:val="1A1A1A"/>
+                <w:sz w:val="22"/>
+                <w:szCs w:val="18"/>
+              </w:rPr>
+              <w:t xml:space="preserve">, </w:t>
+            </w:r>
+            <w:r>
+              <w:rPr>
+                <w:rFonts w:ascii="Avenir Next" w:hAnsi="Avenir Next" w:cs="Avenir Next" w:eastAsia="Avenir Next"/>
+                <w:i/>
+                <w:color w:val="1A1A1A"/>
+                <w:sz w:val="22"/>
+                <w:szCs w:val="18"/>
+              </w:rPr>
+              <w:t xml:space="preserve">y</w:t>
+            </w:r>
+            <w:r>
+              <w:rPr>
+                <w:rFonts w:ascii="Avenir Next" w:hAnsi="Avenir Next" w:cs="Avenir Next" w:eastAsia="Avenir Next"/>
+                <w:color w:val="1A1A1A"/>
+                <w:sz w:val="22"/>
+                <w:szCs w:val="18"/>
+              </w:rPr>
+              <w:t xml:space="preserve">), start at (0, 0). Move </w:t>
+            </w:r>
+            <w:r>
+              <w:rPr>
+                <w:rFonts w:ascii="Avenir Next" w:hAnsi="Avenir Next" w:cs="Avenir Next" w:eastAsia="Avenir Next"/>
+                <w:b/>
+                <w:color w:val="1A1A1A"/>
+                <w:sz w:val="22"/>
+                <w:szCs w:val="18"/>
+              </w:rPr>
+              <w:t xml:space="preserve">right</w:t>
             </w:r>
             <w:r>
               <w:rPr>
@@ -291,7 +359,36 @@
                 <w:sz w:val="18"/>
                 <w:szCs w:val="18"/>
               </w:rPr>
-              <w:tab/>
+              <w:t xml:space="preserve"> </w:t>
+            </w:r>
+            <w:r>
+              <w:rPr>
+                <w:rFonts w:ascii="Avenir Next" w:hAnsi="Avenir Next" w:cs="Avenir Next" w:eastAsia="Avenir Next"/>
+                <w:i/>
+                <w:color w:val="1A1A1A"/>
+                <w:sz w:val="22"/>
+                <w:szCs w:val="18"/>
+              </w:rPr>
+              <w:t xml:space="preserve">x</w:t>
+            </w:r>
+            <w:r>
+              <w:rPr>
+                <w:rFonts w:ascii="Avenir Next" w:hAnsi="Avenir Next" w:cs="Avenir Next" w:eastAsia="Avenir Next"/>
+                <w:color w:val="1A1A1A"/>
+                <w:sz w:val="22"/>
+                <w:szCs w:val="18"/>
+              </w:rPr>
+              <w:t xml:space="preserve">, then </w:t>
+            </w:r>
+            <w:r>
+              <w:rPr>
+                <w:rFonts w:ascii="Avenir Next" w:hAnsi="Avenir Next" w:cs="Avenir Next" w:eastAsia="Avenir Next"/>
+                <w:b/>
+                <w:color w:val="1A1A1A"/>
+                <w:sz w:val="22"/>
+                <w:szCs w:val="18"/>
+              </w:rPr>
+              <w:t xml:space="preserve">up</w:t>
             </w:r>
             <w:r>
               <w:rPr>
@@ -300,33 +397,14 @@
                 <w:sz w:val="18"/>
                 <w:szCs w:val="18"/>
               </w:rPr>
-              <w:t xml:space="preserve">To plot (</w:t>
+              <w:t xml:space="preserve"> </w:t>
             </w:r>
             <w:r>
               <w:rPr>
                 <w:rFonts w:ascii="Avenir Next" w:hAnsi="Avenir Next" w:cs="Avenir Next" w:eastAsia="Avenir Next"/>
                 <w:i/>
                 <w:color w:val="1A1A1A"/>
-                <w:sz w:val="18"/>
-                <w:szCs w:val="18"/>
-              </w:rPr>
-              <w:t xml:space="preserve">x</w:t>
-            </w:r>
-            <w:r>
-              <w:rPr>
-                <w:rFonts w:ascii="Avenir Next" w:hAnsi="Avenir Next" w:cs="Avenir Next" w:eastAsia="Avenir Next"/>
-                <w:color w:val="1A1A1A"/>
-                <w:sz w:val="18"/>
-                <w:szCs w:val="18"/>
-              </w:rPr>
-              <w:t xml:space="preserve">, </w:t>
-            </w:r>
-            <w:r>
-              <w:rPr>
-                <w:rFonts w:ascii="Avenir Next" w:hAnsi="Avenir Next" w:cs="Avenir Next" w:eastAsia="Avenir Next"/>
-                <w:i/>
-                <w:color w:val="1A1A1A"/>
-                <w:sz w:val="18"/>
+                <w:sz w:val="22"/>
                 <w:szCs w:val="18"/>
               </w:rPr>
               <w:t xml:space="preserve">y</w:t>
@@ -335,83 +413,7 @@
               <w:rPr>
                 <w:rFonts w:ascii="Avenir Next" w:hAnsi="Avenir Next" w:cs="Avenir Next" w:eastAsia="Avenir Next"/>
                 <w:color w:val="1A1A1A"/>
-                <w:sz w:val="18"/>
-                <w:szCs w:val="18"/>
-              </w:rPr>
-              <w:t xml:space="preserve">), start at (0, 0). Move </w:t>
-            </w:r>
-            <w:r>
-              <w:rPr>
-                <w:rFonts w:ascii="Avenir Next" w:hAnsi="Avenir Next" w:cs="Avenir Next" w:eastAsia="Avenir Next"/>
-                <w:b/>
-                <w:color w:val="1A1A1A"/>
-                <w:sz w:val="18"/>
-                <w:szCs w:val="18"/>
-              </w:rPr>
-              <w:t xml:space="preserve">right</w:t>
-            </w:r>
-            <w:r>
-              <w:rPr>
-                <w:rFonts w:ascii="Avenir Next" w:hAnsi="Avenir Next" w:cs="Avenir Next" w:eastAsia="Avenir Next"/>
-                <w:color w:val="1A1A1A"/>
-                <w:sz w:val="18"/>
-                <w:szCs w:val="18"/>
-              </w:rPr>
-              <w:t xml:space="preserve"> </w:t>
-            </w:r>
-            <w:r>
-              <w:rPr>
-                <w:rFonts w:ascii="Avenir Next" w:hAnsi="Avenir Next" w:cs="Avenir Next" w:eastAsia="Avenir Next"/>
-                <w:i/>
-                <w:color w:val="1A1A1A"/>
-                <w:sz w:val="18"/>
-                <w:szCs w:val="18"/>
-              </w:rPr>
-              <w:t xml:space="preserve">x</w:t>
-            </w:r>
-            <w:r>
-              <w:rPr>
-                <w:rFonts w:ascii="Avenir Next" w:hAnsi="Avenir Next" w:cs="Avenir Next" w:eastAsia="Avenir Next"/>
-                <w:color w:val="1A1A1A"/>
-                <w:sz w:val="18"/>
-                <w:szCs w:val="18"/>
-              </w:rPr>
-              <w:t xml:space="preserve">, then </w:t>
-            </w:r>
-            <w:r>
-              <w:rPr>
-                <w:rFonts w:ascii="Avenir Next" w:hAnsi="Avenir Next" w:cs="Avenir Next" w:eastAsia="Avenir Next"/>
-                <w:b/>
-                <w:color w:val="1A1A1A"/>
-                <w:sz w:val="18"/>
-                <w:szCs w:val="18"/>
-              </w:rPr>
-              <w:t xml:space="preserve">up</w:t>
-            </w:r>
-            <w:r>
-              <w:rPr>
-                <w:rFonts w:ascii="Avenir Next" w:hAnsi="Avenir Next" w:cs="Avenir Next" w:eastAsia="Avenir Next"/>
-                <w:color w:val="1A1A1A"/>
-                <w:sz w:val="18"/>
-                <w:szCs w:val="18"/>
-              </w:rPr>
-              <w:t xml:space="preserve"> </w:t>
-            </w:r>
-            <w:r>
-              <w:rPr>
-                <w:rFonts w:ascii="Avenir Next" w:hAnsi="Avenir Next" w:cs="Avenir Next" w:eastAsia="Avenir Next"/>
-                <w:i/>
-                <w:color w:val="1A1A1A"/>
-                <w:sz w:val="18"/>
-                <w:szCs w:val="18"/>
-              </w:rPr>
-              <w:t xml:space="preserve">y</w:t>
-            </w:r>
-            <w:r>
-              <w:rPr>
-                <w:rFonts w:ascii="Avenir Next" w:hAnsi="Avenir Next" w:cs="Avenir Next" w:eastAsia="Avenir Next"/>
-                <w:color w:val="1A1A1A"/>
-                <w:sz w:val="18"/>
+                <w:sz w:val="22"/>
                 <w:szCs w:val="18"/>
               </w:rPr>
               <w:t xml:space="preserve">.</w:t>
@@ -430,25 +432,25 @@
                 <w:rFonts w:ascii="Avenir Next" w:hAnsi="Avenir Next" w:cs="Avenir Next" w:eastAsia="Avenir Next"/>
                 <w:b/>
                 <w:color w:val="003A70"/>
+                <w:sz w:val="22"/>
+                <w:szCs w:val="18"/>
+              </w:rPr>
+              <w:t xml:space="preserve">•</w:t>
+            </w:r>
+            <w:r>
+              <w:rPr>
+                <w:rFonts w:ascii="Avenir Next" w:hAnsi="Avenir Next" w:cs="Avenir Next" w:eastAsia="Avenir Next"/>
+                <w:color w:val="1A1A1A"/>
                 <w:sz w:val="18"/>
                 <w:szCs w:val="18"/>
               </w:rPr>
-              <w:t xml:space="preserve">•</w:t>
-            </w:r>
-            <w:r>
-              <w:rPr>
-                <w:rFonts w:ascii="Avenir Next" w:hAnsi="Avenir Next" w:cs="Avenir Next" w:eastAsia="Avenir Next"/>
-                <w:color w:val="1A1A1A"/>
-                <w:sz w:val="18"/>
-                <w:szCs w:val="18"/>
-              </w:rPr>
               <w:tab/>
             </w:r>
             <w:r>
               <w:rPr>
                 <w:rFonts w:ascii="Avenir Next" w:hAnsi="Avenir Next" w:cs="Avenir Next" w:eastAsia="Avenir Next"/>
                 <w:color w:val="1A1A1A"/>
-                <w:sz w:val="18"/>
+                <w:sz w:val="22"/>
                 <w:szCs w:val="18"/>
               </w:rPr>
               <w:t xml:space="preserve">Points from a constant rate line up in a </w:t>
@@ -458,7 +460,7 @@
                 <w:rFonts w:ascii="Avenir Next" w:hAnsi="Avenir Next" w:cs="Avenir Next" w:eastAsia="Avenir Next"/>
                 <w:b/>
                 <w:color w:val="1A1A1A"/>
-                <w:sz w:val="18"/>
+                <w:sz w:val="22"/>
                 <w:szCs w:val="18"/>
               </w:rPr>
               <w:t xml:space="preserve">straight line</w:t>
@@ -467,7 +469,7 @@
               <w:rPr>
                 <w:rFonts w:ascii="Avenir Next" w:hAnsi="Avenir Next" w:cs="Avenir Next" w:eastAsia="Avenir Next"/>
                 <w:color w:val="1A1A1A"/>
-                <w:sz w:val="18"/>
+                <w:sz w:val="22"/>
                 <w:szCs w:val="18"/>
               </w:rPr>
               <w:t xml:space="preserve">.</w:t>
@@ -482,6 +484,7 @@
           </w:tcPr>
           <w:p>
             <w:pPr>
+              <w:pStyle w:val="Heading2"/>
               <w:spacing w:before="0" w:after="40" w:line="264" w:lineRule="auto"/>
             </w:pPr>
             <w:r>
@@ -504,7 +507,7 @@
               <w:rPr>
                 <w:rFonts w:ascii="Avenir Next" w:hAnsi="Avenir Next" w:cs="Avenir Next" w:eastAsia="Avenir Next"/>
                 <w:color w:val="1A1A1A"/>
-                <w:sz w:val="17"/>
+                <w:sz w:val="22"/>
                 <w:szCs w:val="17"/>
               </w:rPr>
               <w:t xml:space="preserve">Movie tickets cost $8 each. Write ordered pairs for 1, 2, and 3 tickets.</w:t>
@@ -523,82 +526,82 @@
                 <w:rFonts w:ascii="Avenir Next" w:hAnsi="Avenir Next" w:cs="Avenir Next" w:eastAsia="Avenir Next"/>
                 <w:b/>
                 <w:color w:val="003A70"/>
+                <w:sz w:val="22"/>
+                <w:szCs w:val="17"/>
+              </w:rPr>
+              <w:t xml:space="preserve">Step 1</w:t>
+            </w:r>
+            <w:r>
+              <w:rPr>
+                <w:rFonts w:ascii="Avenir Next" w:hAnsi="Avenir Next" w:cs="Avenir Next" w:eastAsia="Avenir Next"/>
+                <w:color w:val="1A1A1A"/>
                 <w:sz w:val="17"/>
                 <w:szCs w:val="17"/>
               </w:rPr>
-              <w:t xml:space="preserve">Step 1</w:t>
-            </w:r>
-            <w:r>
-              <w:rPr>
-                <w:rFonts w:ascii="Avenir Next" w:hAnsi="Avenir Next" w:cs="Avenir Next" w:eastAsia="Avenir Next"/>
-                <w:color w:val="1A1A1A"/>
-                <w:sz w:val="17"/>
+              <w:tab/>
+            </w:r>
+            <w:r>
+              <w:rPr>
+                <w:rFonts w:ascii="Avenir Next" w:hAnsi="Avenir Next" w:cs="Avenir Next" w:eastAsia="Avenir Next"/>
+                <w:color w:val="1A1A1A"/>
+                <w:sz w:val="22"/>
                 <w:szCs w:val="17"/>
               </w:rPr>
-              <w:tab/>
-            </w:r>
-            <w:r>
-              <w:rPr>
-                <w:rFonts w:ascii="Avenir Next" w:hAnsi="Avenir Next" w:cs="Avenir Next" w:eastAsia="Avenir Next"/>
-                <w:color w:val="1A1A1A"/>
-                <w:sz w:val="17"/>
+              <w:t xml:space="preserve">Tickets is </w:t>
+            </w:r>
+            <w:r>
+              <w:rPr>
+                <w:rFonts w:ascii="Avenir Next" w:hAnsi="Avenir Next" w:cs="Avenir Next" w:eastAsia="Avenir Next"/>
+                <w:i/>
+                <w:color w:val="1A1A1A"/>
+                <w:sz w:val="22"/>
                 <w:szCs w:val="17"/>
               </w:rPr>
-              <w:t xml:space="preserve">Tickets is </w:t>
+              <w:t xml:space="preserve">x</w:t>
+            </w:r>
+            <w:r>
+              <w:rPr>
+                <w:rFonts w:ascii="Avenir Next" w:hAnsi="Avenir Next" w:cs="Avenir Next" w:eastAsia="Avenir Next"/>
+                <w:color w:val="1A1A1A"/>
+                <w:sz w:val="22"/>
+                <w:szCs w:val="17"/>
+              </w:rPr>
+              <w:t xml:space="preserve">. Cost is </w:t>
             </w:r>
             <w:r>
               <w:rPr>
                 <w:rFonts w:ascii="Avenir Next" w:hAnsi="Avenir Next" w:cs="Avenir Next" w:eastAsia="Avenir Next"/>
                 <w:i/>
                 <w:color w:val="1A1A1A"/>
-                <w:sz w:val="17"/>
+                <w:sz w:val="22"/>
                 <w:szCs w:val="17"/>
               </w:rPr>
+              <w:t xml:space="preserve">y</w:t>
+            </w:r>
+            <w:r>
+              <w:rPr>
+                <w:rFonts w:ascii="Avenir Next" w:hAnsi="Avenir Next" w:cs="Avenir Next" w:eastAsia="Avenir Next"/>
+                <w:color w:val="1A1A1A"/>
+                <w:sz w:val="22"/>
+                <w:szCs w:val="17"/>
+              </w:rPr>
+              <w:t xml:space="preserve">. Multiply each </w:t>
+            </w:r>
+            <w:r>
+              <w:rPr>
+                <w:rFonts w:ascii="Avenir Next" w:hAnsi="Avenir Next" w:cs="Avenir Next" w:eastAsia="Avenir Next"/>
+                <w:i/>
+                <w:color w:val="1A1A1A"/>
+                <w:sz w:val="22"/>
+                <w:szCs w:val="17"/>
+              </w:rPr>
               <w:t xml:space="preserve">x</w:t>
             </w:r>
             <w:r>
               <w:rPr>
                 <w:rFonts w:ascii="Avenir Next" w:hAnsi="Avenir Next" w:cs="Avenir Next" w:eastAsia="Avenir Next"/>
                 <w:color w:val="1A1A1A"/>
-                <w:sz w:val="17"/>
-                <w:szCs w:val="17"/>
-              </w:rPr>
-              <w:t xml:space="preserve">. Cost is </w:t>
-            </w:r>
-            <w:r>
-              <w:rPr>
-                <w:rFonts w:ascii="Avenir Next" w:hAnsi="Avenir Next" w:cs="Avenir Next" w:eastAsia="Avenir Next"/>
-                <w:i/>
-                <w:color w:val="1A1A1A"/>
-                <w:sz w:val="17"/>
-                <w:szCs w:val="17"/>
-              </w:rPr>
-              <w:t xml:space="preserve">y</w:t>
-            </w:r>
-            <w:r>
-              <w:rPr>
-                <w:rFonts w:ascii="Avenir Next" w:hAnsi="Avenir Next" w:cs="Avenir Next" w:eastAsia="Avenir Next"/>
-                <w:color w:val="1A1A1A"/>
-                <w:sz w:val="17"/>
-                <w:szCs w:val="17"/>
-              </w:rPr>
-              <w:t xml:space="preserve">. Multiply each </w:t>
-            </w:r>
-            <w:r>
-              <w:rPr>
-                <w:rFonts w:ascii="Avenir Next" w:hAnsi="Avenir Next" w:cs="Avenir Next" w:eastAsia="Avenir Next"/>
-                <w:i/>
-                <w:color w:val="1A1A1A"/>
-                <w:sz w:val="17"/>
-                <w:szCs w:val="17"/>
-              </w:rPr>
-              <w:t xml:space="preserve">x</w:t>
-            </w:r>
-            <w:r>
-              <w:rPr>
-                <w:rFonts w:ascii="Avenir Next" w:hAnsi="Avenir Next" w:cs="Avenir Next" w:eastAsia="Avenir Next"/>
-                <w:color w:val="1A1A1A"/>
-                <w:sz w:val="17"/>
+                <w:sz w:val="22"/>
                 <w:szCs w:val="17"/>
               </w:rPr>
               <w:t xml:space="preserve"> by 8.</w:t>
@@ -617,25 +620,25 @@
                 <w:rFonts w:ascii="Avenir Next" w:hAnsi="Avenir Next" w:cs="Avenir Next" w:eastAsia="Avenir Next"/>
                 <w:b/>
                 <w:color w:val="003A70"/>
+                <w:sz w:val="22"/>
+                <w:szCs w:val="17"/>
+              </w:rPr>
+              <w:t xml:space="preserve">Step 2</w:t>
+            </w:r>
+            <w:r>
+              <w:rPr>
+                <w:rFonts w:ascii="Avenir Next" w:hAnsi="Avenir Next" w:cs="Avenir Next" w:eastAsia="Avenir Next"/>
+                <w:color w:val="1A1A1A"/>
                 <w:sz w:val="17"/>
                 <w:szCs w:val="17"/>
               </w:rPr>
-              <w:t xml:space="preserve">Step 2</w:t>
-            </w:r>
-            <w:r>
-              <w:rPr>
-                <w:rFonts w:ascii="Avenir Next" w:hAnsi="Avenir Next" w:cs="Avenir Next" w:eastAsia="Avenir Next"/>
-                <w:color w:val="1A1A1A"/>
-                <w:sz w:val="17"/>
-                <w:szCs w:val="17"/>
-              </w:rPr>
               <w:tab/>
             </w:r>
             <w:r>
               <w:rPr>
                 <w:rFonts w:ascii="Avenir Next" w:hAnsi="Avenir Next" w:cs="Avenir Next" w:eastAsia="Avenir Next"/>
                 <w:color w:val="1A1A1A"/>
-                <w:sz w:val="17"/>
+                <w:sz w:val="22"/>
                 <w:szCs w:val="17"/>
               </w:rPr>
               <w:t xml:space="preserve">8 × 1 = 8,  8 × 2 = 16,  8 × 3 = 24</w:t>
@@ -654,18 +657,18 @@
                 <w:rFonts w:ascii="Avenir Next" w:hAnsi="Avenir Next" w:cs="Avenir Next" w:eastAsia="Avenir Next"/>
                 <w:b/>
                 <w:color w:val="1A1A1A"/>
+                <w:sz w:val="22"/>
+                <w:szCs w:val="17"/>
+              </w:rPr>
+              <w:t xml:space="preserve">Answer</w:t>
+            </w:r>
+            <w:r>
+              <w:rPr>
+                <w:rFonts w:ascii="Avenir Next" w:hAnsi="Avenir Next" w:cs="Avenir Next" w:eastAsia="Avenir Next"/>
+                <w:color w:val="1A1A1A"/>
                 <w:sz w:val="17"/>
                 <w:szCs w:val="17"/>
               </w:rPr>
-              <w:t xml:space="preserve">Answer</w:t>
-            </w:r>
-            <w:r>
-              <w:rPr>
-                <w:rFonts w:ascii="Avenir Next" w:hAnsi="Avenir Next" w:cs="Avenir Next" w:eastAsia="Avenir Next"/>
-                <w:color w:val="1A1A1A"/>
-                <w:sz w:val="17"/>
-                <w:szCs w:val="17"/>
-              </w:rPr>
               <w:tab/>
             </w:r>
             <w:r>
@@ -673,7 +676,7 @@
                 <w:rFonts w:ascii="Avenir Next" w:hAnsi="Avenir Next" w:cs="Avenir Next" w:eastAsia="Avenir Next"/>
                 <w:b/>
                 <w:color w:val="1A1A1A"/>
-                <w:sz w:val="17"/>
+                <w:sz w:val="22"/>
                 <w:szCs w:val="17"/>
               </w:rPr>
               <w:t xml:space="preserve">(1, 8), (2, 16), (3, 24)</w:t>
@@ -723,6 +726,7 @@
           </w:tcPr>
           <w:p>
             <w:pPr>
+              <w:pStyle w:val="Heading2"/>
               <w:spacing w:before="0" w:after="40" w:line="264" w:lineRule="auto"/>
             </w:pPr>
             <w:r>
@@ -746,7 +750,7 @@
                 <w:rFonts w:ascii="Avenir Next" w:hAnsi="Avenir Next" w:cs="Avenir Next" w:eastAsia="Avenir Next"/>
                 <w:b/>
                 <w:color w:val="1A1A1A"/>
-                <w:sz w:val="21"/>
+                <w:sz w:val="22"/>
                 <w:szCs w:val="21"/>
               </w:rPr>
               <w:t xml:space="preserve">ordered pair</w:t>
@@ -755,7 +759,7 @@
               <w:rPr>
                 <w:rFonts w:ascii="Avenir Next" w:hAnsi="Avenir Next" w:cs="Avenir Next" w:eastAsia="Avenir Next"/>
                 <w:color w:val="5A5F66"/>
-                <w:sz w:val="21"/>
+                <w:sz w:val="22"/>
                 <w:szCs w:val="21"/>
               </w:rPr>
               <w:t xml:space="preserve"> — </w:t>
@@ -764,7 +768,7 @@
               <w:rPr>
                 <w:rFonts w:ascii="Avenir Next" w:hAnsi="Avenir Next" w:cs="Avenir Next" w:eastAsia="Avenir Next"/>
                 <w:color w:val="1A1A1A"/>
-                <w:sz w:val="21"/>
+                <w:sz w:val="22"/>
                 <w:szCs w:val="21"/>
               </w:rPr>
               <w:t xml:space="preserve">(x, y): x first, then y</w:t>
@@ -779,7 +783,7 @@
                 <w:rFonts w:ascii="Avenir Next" w:hAnsi="Avenir Next" w:cs="Avenir Next" w:eastAsia="Avenir Next"/>
                 <w:b/>
                 <w:color w:val="1A1A1A"/>
-                <w:sz w:val="21"/>
+                <w:sz w:val="22"/>
                 <w:szCs w:val="21"/>
               </w:rPr>
               <w:t xml:space="preserve">x-coordinate</w:t>
@@ -788,7 +792,7 @@
               <w:rPr>
                 <w:rFonts w:ascii="Avenir Next" w:hAnsi="Avenir Next" w:cs="Avenir Next" w:eastAsia="Avenir Next"/>
                 <w:color w:val="5A5F66"/>
-                <w:sz w:val="21"/>
+                <w:sz w:val="22"/>
                 <w:szCs w:val="21"/>
               </w:rPr>
               <w:t xml:space="preserve"> — </w:t>
@@ -797,7 +801,7 @@
               <w:rPr>
                 <w:rFonts w:ascii="Avenir Next" w:hAnsi="Avenir Next" w:cs="Avenir Next" w:eastAsia="Avenir Next"/>
                 <w:color w:val="1A1A1A"/>
-                <w:sz w:val="21"/>
+                <w:sz w:val="22"/>
                 <w:szCs w:val="21"/>
               </w:rPr>
               <w:t xml:space="preserve">how far right</w:t>
@@ -823,7 +827,7 @@
                 <w:rFonts w:ascii="Avenir Next" w:hAnsi="Avenir Next" w:cs="Avenir Next" w:eastAsia="Avenir Next"/>
                 <w:b/>
                 <w:color w:val="1A1A1A"/>
-                <w:sz w:val="21"/>
+                <w:sz w:val="22"/>
                 <w:szCs w:val="21"/>
               </w:rPr>
               <w:t xml:space="preserve">y-coordinate</w:t>
@@ -832,7 +836,7 @@
               <w:rPr>
                 <w:rFonts w:ascii="Avenir Next" w:hAnsi="Avenir Next" w:cs="Avenir Next" w:eastAsia="Avenir Next"/>
                 <w:color w:val="5A5F66"/>
-                <w:sz w:val="21"/>
+                <w:sz w:val="22"/>
                 <w:szCs w:val="21"/>
               </w:rPr>
               <w:t xml:space="preserve"> — </w:t>
@@ -841,7 +845,7 @@
               <w:rPr>
                 <w:rFonts w:ascii="Avenir Next" w:hAnsi="Avenir Next" w:cs="Avenir Next" w:eastAsia="Avenir Next"/>
                 <w:color w:val="1A1A1A"/>
-                <w:sz w:val="21"/>
+                <w:sz w:val="22"/>
                 <w:szCs w:val="21"/>
               </w:rPr>
               <w:t xml:space="preserve">how far up</w:t>
@@ -856,7 +860,7 @@
                 <w:rFonts w:ascii="Avenir Next" w:hAnsi="Avenir Next" w:cs="Avenir Next" w:eastAsia="Avenir Next"/>
                 <w:b/>
                 <w:color w:val="1A1A1A"/>
-                <w:sz w:val="21"/>
+                <w:sz w:val="22"/>
                 <w:szCs w:val="21"/>
               </w:rPr>
               <w:t xml:space="preserve">plot</w:t>
@@ -865,7 +869,7 @@
               <w:rPr>
                 <w:rFonts w:ascii="Avenir Next" w:hAnsi="Avenir Next" w:cs="Avenir Next" w:eastAsia="Avenir Next"/>
                 <w:color w:val="5A5F66"/>
-                <w:sz w:val="21"/>
+                <w:sz w:val="22"/>
                 <w:szCs w:val="21"/>
               </w:rPr>
               <w:t xml:space="preserve"> — </w:t>
@@ -874,7 +878,7 @@
               <w:rPr>
                 <w:rFonts w:ascii="Avenir Next" w:hAnsi="Avenir Next" w:cs="Avenir Next" w:eastAsia="Avenir Next"/>
                 <w:color w:val="1A1A1A"/>
-                <w:sz w:val="21"/>
+                <w:sz w:val="22"/>
                 <w:szCs w:val="21"/>
               </w:rPr>
               <w:t xml:space="preserve">mark a point on a graph</w:t>
@@ -885,6 +889,7 @@
     </w:tbl>
     <w:p>
       <w:pPr>
+        <w:pStyle w:val="Heading2"/>
         <w:keepNext/>
         <w:pBdr>
           <w:bottom w:val="single" w:sz="8" w:space="3" w:color="003A70"/>
@@ -900,7 +905,7 @@
           <w:b/>
           <w:color w:val="003A70"/>
           <w:spacing w:val="14"/>
-          <w:sz w:val="21"/>
+          <w:sz w:val="22"/>
           <w:szCs w:val="21"/>
         </w:rPr>
         <w:t xml:space="preserve">PRACTICE</w:t>
@@ -919,7 +924,7 @@
           <w:rFonts w:ascii="Avenir Next" w:hAnsi="Avenir Next" w:cs="Avenir Next" w:eastAsia="Avenir Next"/>
           <w:i/>
           <w:color w:val="5A5F66"/>
-          <w:sz w:val="17"/>
+          <w:sz w:val="22"/>
           <w:szCs w:val="17"/>
         </w:rPr>
         <w:t xml:space="preserve">show your work · label units</w:t>
@@ -1053,25 +1058,25 @@
                 <w:rFonts w:ascii="Avenir Next" w:hAnsi="Avenir Next" w:cs="Avenir Next" w:eastAsia="Avenir Next"/>
                 <w:b/>
                 <w:color w:val="003A70"/>
+                <w:sz w:val="22"/>
+                <w:szCs w:val="18"/>
+              </w:rPr>
+              <w:t xml:space="preserve">Step 1</w:t>
+            </w:r>
+            <w:r>
+              <w:rPr>
+                <w:rFonts w:ascii="Avenir Next" w:hAnsi="Avenir Next" w:cs="Avenir Next" w:eastAsia="Avenir Next"/>
+                <w:color w:val="1A1A1A"/>
                 <w:sz w:val="18"/>
                 <w:szCs w:val="18"/>
               </w:rPr>
-              <w:t xml:space="preserve">Step 1</w:t>
-            </w:r>
-            <w:r>
-              <w:rPr>
-                <w:rFonts w:ascii="Avenir Next" w:hAnsi="Avenir Next" w:cs="Avenir Next" w:eastAsia="Avenir Next"/>
-                <w:color w:val="1A1A1A"/>
-                <w:sz w:val="18"/>
-                <w:szCs w:val="18"/>
-              </w:rPr>
               <w:tab/>
             </w:r>
             <w:r>
               <w:rPr>
                 <w:rFonts w:ascii="Avenir Next" w:hAnsi="Avenir Next" w:cs="Avenir Next" w:eastAsia="Avenir Next"/>
                 <w:color w:val="1A1A1A"/>
-                <w:sz w:val="21"/>
+                <w:sz w:val="22"/>
                 <w:szCs w:val="21"/>
               </w:rPr>
               <w:t xml:space="preserve">Write the </w:t>
@@ -1081,7 +1086,7 @@
                 <w:rFonts w:ascii="Avenir Next" w:hAnsi="Avenir Next" w:cs="Avenir Next" w:eastAsia="Avenir Next"/>
                 <w:i/>
                 <w:color w:val="1A1A1A"/>
-                <w:sz w:val="21"/>
+                <w:sz w:val="22"/>
                 <w:szCs w:val="21"/>
               </w:rPr>
               <w:t xml:space="preserve">x</w:t>
@@ -1090,7 +1095,7 @@
               <w:rPr>
                 <w:rFonts w:ascii="Avenir Next" w:hAnsi="Avenir Next" w:cs="Avenir Next" w:eastAsia="Avenir Next"/>
                 <w:color w:val="1A1A1A"/>
-                <w:sz w:val="21"/>
+                <w:sz w:val="22"/>
                 <w:szCs w:val="21"/>
               </w:rPr>
               <w:t xml:space="preserve"> value first.</w:t>
@@ -1110,25 +1115,25 @@
                 <w:rFonts w:ascii="Avenir Next" w:hAnsi="Avenir Next" w:cs="Avenir Next" w:eastAsia="Avenir Next"/>
                 <w:b/>
                 <w:color w:val="003A70"/>
+                <w:sz w:val="22"/>
+                <w:szCs w:val="18"/>
+              </w:rPr>
+              <w:t xml:space="preserve">Step 2</w:t>
+            </w:r>
+            <w:r>
+              <w:rPr>
+                <w:rFonts w:ascii="Avenir Next" w:hAnsi="Avenir Next" w:cs="Avenir Next" w:eastAsia="Avenir Next"/>
+                <w:color w:val="1A1A1A"/>
                 <w:sz w:val="18"/>
                 <w:szCs w:val="18"/>
               </w:rPr>
-              <w:t xml:space="preserve">Step 2</w:t>
-            </w:r>
-            <w:r>
-              <w:rPr>
-                <w:rFonts w:ascii="Avenir Next" w:hAnsi="Avenir Next" w:cs="Avenir Next" w:eastAsia="Avenir Next"/>
-                <w:color w:val="1A1A1A"/>
-                <w:sz w:val="18"/>
-                <w:szCs w:val="18"/>
-              </w:rPr>
               <w:tab/>
             </w:r>
             <w:r>
               <w:rPr>
                 <w:rFonts w:ascii="Avenir Next" w:hAnsi="Avenir Next" w:cs="Avenir Next" w:eastAsia="Avenir Next"/>
                 <w:color w:val="1A1A1A"/>
-                <w:sz w:val="21"/>
+                <w:sz w:val="22"/>
                 <w:szCs w:val="21"/>
               </w:rPr>
               <w:t xml:space="preserve">Write the </w:t>
@@ -1138,7 +1143,7 @@
                 <w:rFonts w:ascii="Avenir Next" w:hAnsi="Avenir Next" w:cs="Avenir Next" w:eastAsia="Avenir Next"/>
                 <w:i/>
                 <w:color w:val="1A1A1A"/>
-                <w:sz w:val="21"/>
+                <w:sz w:val="22"/>
                 <w:szCs w:val="21"/>
               </w:rPr>
               <w:t xml:space="preserve">y</w:t>
@@ -1147,7 +1152,7 @@
               <w:rPr>
                 <w:rFonts w:ascii="Avenir Next" w:hAnsi="Avenir Next" w:cs="Avenir Next" w:eastAsia="Avenir Next"/>
                 <w:color w:val="1A1A1A"/>
-                <w:sz w:val="21"/>
+                <w:sz w:val="22"/>
                 <w:szCs w:val="21"/>
               </w:rPr>
               <w:t xml:space="preserve"> value second, inside ( ).</w:t>
@@ -1703,25 +1708,25 @@
                       <w:rFonts w:ascii="Avenir Next" w:hAnsi="Avenir Next" w:cs="Avenir Next" w:eastAsia="Avenir Next"/>
                       <w:b/>
                       <w:color w:val="003A70"/>
+                      <w:sz w:val="22"/>
+                      <w:szCs w:val="18"/>
+                    </w:rPr>
+                    <w:t xml:space="preserve">Step 1</w:t>
+                  </w:r>
+                  <w:r>
+                    <w:rPr>
+                      <w:rFonts w:ascii="Avenir Next" w:hAnsi="Avenir Next" w:cs="Avenir Next" w:eastAsia="Avenir Next"/>
+                      <w:color w:val="1A1A1A"/>
                       <w:sz w:val="18"/>
                       <w:szCs w:val="18"/>
                     </w:rPr>
-                    <w:t xml:space="preserve">Step 1</w:t>
-                  </w:r>
-                  <w:r>
-                    <w:rPr>
-                      <w:rFonts w:ascii="Avenir Next" w:hAnsi="Avenir Next" w:cs="Avenir Next" w:eastAsia="Avenir Next"/>
-                      <w:color w:val="1A1A1A"/>
-                      <w:sz w:val="18"/>
-                      <w:szCs w:val="18"/>
-                    </w:rPr>
                     <w:tab/>
                   </w:r>
                   <w:r>
                     <w:rPr>
                       <w:rFonts w:ascii="Avenir Next" w:hAnsi="Avenir Next" w:cs="Avenir Next" w:eastAsia="Avenir Next"/>
                       <w:color w:val="1A1A1A"/>
-                      <w:sz w:val="21"/>
+                      <w:sz w:val="22"/>
                       <w:szCs w:val="21"/>
                     </w:rPr>
                     <w:t xml:space="preserve">Multiply each number of smoothies by $4.</w:t>
@@ -1741,25 +1746,25 @@
                       <w:rFonts w:ascii="Avenir Next" w:hAnsi="Avenir Next" w:cs="Avenir Next" w:eastAsia="Avenir Next"/>
                       <w:b/>
                       <w:color w:val="003A70"/>
+                      <w:sz w:val="22"/>
+                      <w:szCs w:val="18"/>
+                    </w:rPr>
+                    <w:t xml:space="preserve">Step 2</w:t>
+                  </w:r>
+                  <w:r>
+                    <w:rPr>
+                      <w:rFonts w:ascii="Avenir Next" w:hAnsi="Avenir Next" w:cs="Avenir Next" w:eastAsia="Avenir Next"/>
+                      <w:color w:val="1A1A1A"/>
                       <w:sz w:val="18"/>
                       <w:szCs w:val="18"/>
                     </w:rPr>
-                    <w:t xml:space="preserve">Step 2</w:t>
-                  </w:r>
-                  <w:r>
-                    <w:rPr>
-                      <w:rFonts w:ascii="Avenir Next" w:hAnsi="Avenir Next" w:cs="Avenir Next" w:eastAsia="Avenir Next"/>
-                      <w:color w:val="1A1A1A"/>
-                      <w:sz w:val="18"/>
-                      <w:szCs w:val="18"/>
-                    </w:rPr>
                     <w:tab/>
                   </w:r>
                   <w:r>
                     <w:rPr>
                       <w:rFonts w:ascii="Avenir Next" w:hAnsi="Avenir Next" w:cs="Avenir Next" w:eastAsia="Avenir Next"/>
                       <w:color w:val="1A1A1A"/>
-                      <w:sz w:val="21"/>
+                      <w:sz w:val="22"/>
                       <w:szCs w:val="21"/>
                     </w:rPr>
                     <w:t xml:space="preserve">Plot each pair: go right </w:t>
@@ -1769,7 +1774,7 @@
                       <w:rFonts w:ascii="Avenir Next" w:hAnsi="Avenir Next" w:cs="Avenir Next" w:eastAsia="Avenir Next"/>
                       <w:i/>
                       <w:color w:val="1A1A1A"/>
-                      <w:sz w:val="21"/>
+                      <w:sz w:val="22"/>
                       <w:szCs w:val="21"/>
                     </w:rPr>
                     <w:t xml:space="preserve">x</w:t>
@@ -1778,7 +1783,7 @@
                     <w:rPr>
                       <w:rFonts w:ascii="Avenir Next" w:hAnsi="Avenir Next" w:cs="Avenir Next" w:eastAsia="Avenir Next"/>
                       <w:color w:val="1A1A1A"/>
-                      <w:sz w:val="21"/>
+                      <w:sz w:val="22"/>
                       <w:szCs w:val="21"/>
                     </w:rPr>
                     <w:t xml:space="preserve">, then up </w:t>
@@ -1788,7 +1793,7 @@
                       <w:rFonts w:ascii="Avenir Next" w:hAnsi="Avenir Next" w:cs="Avenir Next" w:eastAsia="Avenir Next"/>
                       <w:i/>
                       <w:color w:val="1A1A1A"/>
-                      <w:sz w:val="21"/>
+                      <w:sz w:val="22"/>
                       <w:szCs w:val="21"/>
                     </w:rPr>
                     <w:t xml:space="preserve">y</w:t>
@@ -1797,7 +1802,7 @@
                     <w:rPr>
                       <w:rFonts w:ascii="Avenir Next" w:hAnsi="Avenir Next" w:cs="Avenir Next" w:eastAsia="Avenir Next"/>
                       <w:color w:val="1A1A1A"/>
-                      <w:sz w:val="21"/>
+                      <w:sz w:val="22"/>
                       <w:szCs w:val="21"/>
                     </w:rPr>
                     <w:t xml:space="preserve">.</w:t>
@@ -1853,7 +1858,7 @@
                             <w:rFonts w:ascii="Avenir Next" w:hAnsi="Avenir Next" w:cs="Avenir Next" w:eastAsia="Avenir Next"/>
                             <w:b/>
                             <w:color w:val="1A1A1A"/>
-                            <w:sz w:val="21"/>
+                            <w:sz w:val="22"/>
                             <w:szCs w:val="21"/>
                           </w:rPr>
                           <w:t xml:space="preserve">Smoothies (</w:t>
@@ -1864,7 +1869,7 @@
                             <w:b/>
                             <w:i/>
                             <w:color w:val="1A1A1A"/>
-                            <w:sz w:val="21"/>
+                            <w:sz w:val="22"/>
                             <w:szCs w:val="21"/>
                           </w:rPr>
                           <w:t xml:space="preserve">x</w:t>
@@ -1874,7 +1879,7 @@
                             <w:rFonts w:ascii="Avenir Next" w:hAnsi="Avenir Next" w:cs="Avenir Next" w:eastAsia="Avenir Next"/>
                             <w:b/>
                             <w:color w:val="1A1A1A"/>
-                            <w:sz w:val="21"/>
+                            <w:sz w:val="22"/>
                             <w:szCs w:val="21"/>
                           </w:rPr>
                           <w:t xml:space="preserve">)</w:t>
@@ -1895,7 +1900,7 @@
                           <w:rPr>
                             <w:rFonts w:ascii="Avenir Next" w:hAnsi="Avenir Next" w:cs="Avenir Next" w:eastAsia="Avenir Next"/>
                             <w:color w:val="1A1A1A"/>
-                            <w:sz w:val="21"/>
+                            <w:sz w:val="22"/>
                             <w:szCs w:val="21"/>
                           </w:rPr>
                           <w:t xml:space="preserve">1</w:t>
@@ -1916,7 +1921,7 @@
                           <w:rPr>
                             <w:rFonts w:ascii="Avenir Next" w:hAnsi="Avenir Next" w:cs="Avenir Next" w:eastAsia="Avenir Next"/>
                             <w:color w:val="1A1A1A"/>
-                            <w:sz w:val="21"/>
+                            <w:sz w:val="22"/>
                             <w:szCs w:val="21"/>
                           </w:rPr>
                           <w:t xml:space="preserve">2</w:t>
@@ -1937,7 +1942,7 @@
                           <w:rPr>
                             <w:rFonts w:ascii="Avenir Next" w:hAnsi="Avenir Next" w:cs="Avenir Next" w:eastAsia="Avenir Next"/>
                             <w:color w:val="1A1A1A"/>
-                            <w:sz w:val="21"/>
+                            <w:sz w:val="22"/>
                             <w:szCs w:val="21"/>
                           </w:rPr>
                           <w:t xml:space="preserve">3</w:t>
@@ -1958,7 +1963,7 @@
                           <w:rPr>
                             <w:rFonts w:ascii="Avenir Next" w:hAnsi="Avenir Next" w:cs="Avenir Next" w:eastAsia="Avenir Next"/>
                             <w:color w:val="1A1A1A"/>
-                            <w:sz w:val="21"/>
+                            <w:sz w:val="22"/>
                             <w:szCs w:val="21"/>
                           </w:rPr>
                           <w:t xml:space="preserve">5</w:t>
@@ -1987,7 +1992,7 @@
                             <w:rFonts w:ascii="Avenir Next" w:hAnsi="Avenir Next" w:cs="Avenir Next" w:eastAsia="Avenir Next"/>
                             <w:b/>
                             <w:color w:val="1A1A1A"/>
-                            <w:sz w:val="21"/>
+                            <w:sz w:val="22"/>
                             <w:szCs w:val="21"/>
                           </w:rPr>
                           <w:t xml:space="preserve">Cost in $ (</w:t>
@@ -1998,7 +2003,7 @@
                             <w:b/>
                             <w:i/>
                             <w:color w:val="1A1A1A"/>
-                            <w:sz w:val="21"/>
+                            <w:sz w:val="22"/>
                             <w:szCs w:val="21"/>
                           </w:rPr>
                           <w:t xml:space="preserve">y</w:t>
@@ -2008,7 +2013,7 @@
                             <w:rFonts w:ascii="Avenir Next" w:hAnsi="Avenir Next" w:cs="Avenir Next" w:eastAsia="Avenir Next"/>
                             <w:b/>
                             <w:color w:val="1A1A1A"/>
-                            <w:sz w:val="21"/>
+                            <w:sz w:val="22"/>
                             <w:szCs w:val="21"/>
                           </w:rPr>
                           <w:t xml:space="preserve">)</w:t>
@@ -2081,7 +2086,7 @@
                     <w:drawing>
                       <wp:inline distT="0" distB="0" distL="0" distR="0">
                         <wp:extent cx="1463040" cy="1446508"/>
-                        <wp:docPr id="1" name="Figure 1"/>
+                        <wp:docPr id="1" name="Figure 1" descr="Coordinate grid. Horizontal axis Smoothies: 0 to 6, ticks every 1. Vertical axis Cost ($): 0 to 24, ticks every 4. Blank grid for the student to plot."/>
                         <a:graphic xmlns:a="http://schemas.openxmlformats.org/drawingml/2006/main">
                           <a:graphicData uri="http://schemas.openxmlformats.org/drawingml/2006/picture">
                             <pic:pic xmlns:pic="http://schemas.openxmlformats.org/drawingml/2006/picture">
@@ -2433,7 +2438,7 @@
                     <w:drawing>
                       <wp:inline distT="0" distB="0" distL="0" distR="0">
                         <wp:extent cx="1463040" cy="1446508"/>
-                        <wp:docPr id="2" name="Figure 2"/>
+                        <wp:docPr id="2" name="Figure 2" descr="Coordinate grid. Horizontal axis Hours: 0 to 6, ticks every 1. Vertical axis Miles: 0 to 12, ticks every 2. Points: x: 1; y: 2, x: 2; y: 4, x: 3; y: 6, x: 5; y: 10. Line: True."/>
                         <a:graphic xmlns:a="http://schemas.openxmlformats.org/drawingml/2006/main">
                           <a:graphicData uri="http://schemas.openxmlformats.org/drawingml/2006/picture">
                             <pic:pic xmlns:pic="http://schemas.openxmlformats.org/drawingml/2006/picture">
@@ -2598,25 +2603,25 @@
                 <w:rFonts w:ascii="Avenir Next" w:hAnsi="Avenir Next" w:cs="Avenir Next" w:eastAsia="Avenir Next"/>
                 <w:b/>
                 <w:color w:val="003A70"/>
+                <w:sz w:val="22"/>
+                <w:szCs w:val="18"/>
+              </w:rPr>
+              <w:t xml:space="preserve">Step 1</w:t>
+            </w:r>
+            <w:r>
+              <w:rPr>
+                <w:rFonts w:ascii="Avenir Next" w:hAnsi="Avenir Next" w:cs="Avenir Next" w:eastAsia="Avenir Next"/>
+                <w:color w:val="1A1A1A"/>
                 <w:sz w:val="18"/>
                 <w:szCs w:val="18"/>
               </w:rPr>
-              <w:t xml:space="preserve">Step 1</w:t>
-            </w:r>
-            <w:r>
-              <w:rPr>
-                <w:rFonts w:ascii="Avenir Next" w:hAnsi="Avenir Next" w:cs="Avenir Next" w:eastAsia="Avenir Next"/>
-                <w:color w:val="1A1A1A"/>
-                <w:sz w:val="18"/>
-                <w:szCs w:val="18"/>
-              </w:rPr>
               <w:tab/>
             </w:r>
             <w:r>
               <w:rPr>
                 <w:rFonts w:ascii="Avenir Next" w:hAnsi="Avenir Next" w:cs="Avenir Next" w:eastAsia="Avenir Next"/>
                 <w:color w:val="1A1A1A"/>
-                <w:sz w:val="21"/>
+                <w:sz w:val="22"/>
                 <w:szCs w:val="21"/>
               </w:rPr>
               <w:t xml:space="preserve">Multiply each number of hours by 6.</w:t>
@@ -2636,25 +2641,25 @@
                 <w:rFonts w:ascii="Avenir Next" w:hAnsi="Avenir Next" w:cs="Avenir Next" w:eastAsia="Avenir Next"/>
                 <w:b/>
                 <w:color w:val="003A70"/>
+                <w:sz w:val="22"/>
+                <w:szCs w:val="18"/>
+              </w:rPr>
+              <w:t xml:space="preserve">Step 2</w:t>
+            </w:r>
+            <w:r>
+              <w:rPr>
+                <w:rFonts w:ascii="Avenir Next" w:hAnsi="Avenir Next" w:cs="Avenir Next" w:eastAsia="Avenir Next"/>
+                <w:color w:val="1A1A1A"/>
                 <w:sz w:val="18"/>
                 <w:szCs w:val="18"/>
               </w:rPr>
-              <w:t xml:space="preserve">Step 2</w:t>
-            </w:r>
-            <w:r>
-              <w:rPr>
-                <w:rFonts w:ascii="Avenir Next" w:hAnsi="Avenir Next" w:cs="Avenir Next" w:eastAsia="Avenir Next"/>
-                <w:color w:val="1A1A1A"/>
-                <w:sz w:val="18"/>
-                <w:szCs w:val="18"/>
-              </w:rPr>
               <w:tab/>
             </w:r>
             <w:r>
               <w:rPr>
                 <w:rFonts w:ascii="Avenir Next" w:hAnsi="Avenir Next" w:cs="Avenir Next" w:eastAsia="Avenir Next"/>
                 <w:color w:val="1A1A1A"/>
-                <w:sz w:val="21"/>
+                <w:sz w:val="22"/>
                 <w:szCs w:val="21"/>
               </w:rPr>
               <w:t xml:space="preserve">Write (hours, cost).</w:t>
@@ -2673,7 +2678,7 @@
                 <w:rFonts w:ascii="Avenir Next" w:hAnsi="Avenir Next" w:cs="Avenir Next" w:eastAsia="Avenir Next"/>
                 <w:b/>
                 <w:color w:val="1A1A1A"/>
-                <w:sz w:val="18"/>
+                <w:sz w:val="22"/>
                 <w:szCs w:val="18"/>
               </w:rPr>
               <w:t xml:space="preserve">Ordered pairs</w:t>
@@ -2831,7 +2836,7 @@
                 <w:rFonts w:ascii="Avenir Next" w:hAnsi="Avenir Next" w:cs="Avenir Next" w:eastAsia="Avenir Next"/>
                 <w:b/>
                 <w:color w:val="003A70"/>
-                <w:sz w:val="17"/>
+                <w:sz w:val="22"/>
                 <w:szCs w:val="17"/>
               </w:rPr>
               <w:t xml:space="preserve">Frame  </w:t>
@@ -2841,10 +2846,30 @@
                 <w:rFonts w:ascii="Avenir Next" w:hAnsi="Avenir Next" w:cs="Avenir Next" w:eastAsia="Avenir Next"/>
                 <w:i/>
                 <w:color w:val="1A1A1A"/>
+                <w:sz w:val="22"/>
+                <w:szCs w:val="18"/>
+              </w:rPr>
+              <w:t xml:space="preserve">Teo’s mistake is </w:t>
+            </w:r>
+            <w:r>
+              <w:rPr>
+                <w:rFonts w:ascii="Avenir Next" w:hAnsi="Avenir Next" w:cs="Avenir Next" w:eastAsia="Avenir Next"/>
+                <w:color w:val="1A1A1A"/>
                 <w:sz w:val="18"/>
                 <w:szCs w:val="18"/>
-              </w:rPr>
-              <w:t xml:space="preserve">Teo’s mistake is </w:t>
+                <w:u w:val="single"/>
+              </w:rPr>
+              <w:t xml:space="preserve">      </w:t>
+            </w:r>
+            <w:r>
+              <w:rPr>
+                <w:rFonts w:ascii="Avenir Next" w:hAnsi="Avenir Next" w:cs="Avenir Next" w:eastAsia="Avenir Next"/>
+                <w:i/>
+                <w:color w:val="1A1A1A"/>
+                <w:sz w:val="22"/>
+                <w:szCs w:val="18"/>
+              </w:rPr>
+              <w:t xml:space="preserve">. He should plot </w:t>
             </w:r>
             <w:r>
               <w:rPr>
@@ -2861,17 +2886,17 @@
                 <w:rFonts w:ascii="Avenir Next" w:hAnsi="Avenir Next" w:cs="Avenir Next" w:eastAsia="Avenir Next"/>
                 <w:i/>
                 <w:color w:val="1A1A1A"/>
+                <w:sz w:val="22"/>
+                <w:szCs w:val="18"/>
+              </w:rPr>
+              <w:t xml:space="preserve"> and </w:t>
+            </w:r>
+            <w:r>
+              <w:rPr>
+                <w:rFonts w:ascii="Avenir Next" w:hAnsi="Avenir Next" w:cs="Avenir Next" w:eastAsia="Avenir Next"/>
+                <w:color w:val="1A1A1A"/>
                 <w:sz w:val="18"/>
                 <w:szCs w:val="18"/>
-              </w:rPr>
-              <w:t xml:space="preserve">. He should plot </w:t>
-            </w:r>
-            <w:r>
-              <w:rPr>
-                <w:rFonts w:ascii="Avenir Next" w:hAnsi="Avenir Next" w:cs="Avenir Next" w:eastAsia="Avenir Next"/>
-                <w:color w:val="1A1A1A"/>
-                <w:sz w:val="18"/>
-                <w:szCs w:val="18"/>
                 <w:u w:val="single"/>
               </w:rPr>
               <w:t xml:space="preserve">      </w:t>
@@ -2881,27 +2906,7 @@
                 <w:rFonts w:ascii="Avenir Next" w:hAnsi="Avenir Next" w:cs="Avenir Next" w:eastAsia="Avenir Next"/>
                 <w:i/>
                 <w:color w:val="1A1A1A"/>
-                <w:sz w:val="18"/>
-                <w:szCs w:val="18"/>
-              </w:rPr>
-              <w:t xml:space="preserve"> and </w:t>
-            </w:r>
-            <w:r>
-              <w:rPr>
-                <w:rFonts w:ascii="Avenir Next" w:hAnsi="Avenir Next" w:cs="Avenir Next" w:eastAsia="Avenir Next"/>
-                <w:color w:val="1A1A1A"/>
-                <w:sz w:val="18"/>
-                <w:szCs w:val="18"/>
-                <w:u w:val="single"/>
-              </w:rPr>
-              <w:t xml:space="preserve">      </w:t>
-            </w:r>
-            <w:r>
-              <w:rPr>
-                <w:rFonts w:ascii="Avenir Next" w:hAnsi="Avenir Next" w:cs="Avenir Next" w:eastAsia="Avenir Next"/>
-                <w:i/>
-                <w:color w:val="1A1A1A"/>
-                <w:sz w:val="18"/>
+                <w:sz w:val="22"/>
                 <w:szCs w:val="18"/>
               </w:rPr>
               <w:t xml:space="preserve">.</w:t>
@@ -3030,6 +3035,7 @@
           </w:tcPr>
           <w:p>
             <w:pPr>
+              <w:pStyle w:val="Heading2"/>
               <w:spacing w:before="0" w:after="0" w:line="240" w:lineRule="auto"/>
             </w:pPr>
             <w:r>
@@ -3067,7 +3073,7 @@
               <w:rPr>
                 <w:rFonts w:ascii="Avenir Next" w:hAnsi="Avenir Next" w:cs="Avenir Next" w:eastAsia="Avenir Next"/>
                 <w:color w:val="1A1A1A"/>
-                <w:sz w:val="17"/>
+                <w:sz w:val="22"/>
                 <w:szCs w:val="17"/>
               </w:rPr>
               <w:t xml:space="preserve">  I can do this on my own</w:t>
@@ -3096,7 +3102,7 @@
               <w:rPr>
                 <w:rFonts w:ascii="Avenir Next" w:hAnsi="Avenir Next" w:cs="Avenir Next" w:eastAsia="Avenir Next"/>
                 <w:color w:val="1A1A1A"/>
-                <w:sz w:val="17"/>
+                <w:sz w:val="22"/>
                 <w:szCs w:val="17"/>
               </w:rPr>
               <w:t xml:space="preserve">  I need a little help</w:t>
@@ -3125,7 +3131,7 @@
               <w:rPr>
                 <w:rFonts w:ascii="Avenir Next" w:hAnsi="Avenir Next" w:cs="Avenir Next" w:eastAsia="Avenir Next"/>
                 <w:color w:val="1A1A1A"/>
-                <w:sz w:val="17"/>
+                <w:sz w:val="22"/>
                 <w:szCs w:val="17"/>
               </w:rPr>
               <w:t xml:space="preserve">  I have a question about #</w:t>
@@ -3163,7 +3169,7 @@
         <w:rPr>
           <w:rFonts w:ascii="Avenir Next" w:hAnsi="Avenir Next" w:cs="Avenir Next" w:eastAsia="Avenir Next"/>
           <w:color w:val="5A5F66"/>
-          <w:sz w:val="17"/>
+          <w:sz w:val="22"/>
           <w:szCs w:val="17"/>
         </w:rPr>
         <w:t xml:space="preserve">Show someone at home how to plot (3, 5): right 3, then up 5.</w:t>
@@ -3246,14 +3252,15 @@
           <w:caps/>
           <w:color w:val="003A70"/>
           <w:spacing w:val="12"/>
-          <w:sz w:val="21"/>
+          <w:sz w:val="22"/>
           <w:szCs w:val="21"/>
         </w:rPr>
-        <w:t xml:space="preserve">Lesson 9-2  ·  Homework Packet  ·  Level 1  ·  Sheet 2 of 2</w:t>
+        <w:t xml:space="preserve">Lesson 9-2  ·  Homework Packet  ·  Supported  ·  Session 2 · pages 3–4</w:t>
       </w:r>
     </w:p>
     <w:p>
       <w:pPr>
+        <w:pStyle w:val="Heading1"/>
         <w:keepNext/>
         <w:spacing w:before="0" w:after="10" w:line="240" w:lineRule="auto"/>
       </w:pPr>
@@ -3279,7 +3286,7 @@
         <w:rPr>
           <w:rFonts w:ascii="Avenir Next" w:hAnsi="Avenir Next" w:cs="Avenir Next" w:eastAsia="Avenir Next"/>
           <w:color w:val="5A5F66"/>
-          <w:sz w:val="17"/>
+          <w:sz w:val="22"/>
           <w:szCs w:val="17"/>
         </w:rPr>
         <w:t xml:space="preserve">Maryland Standard 6.EE.C.9   ·   Learning target — I can read a relationship off a graph and describe the rate it shows.</w:t>
@@ -3326,6 +3333,7 @@
           </w:tcPr>
           <w:p>
             <w:pPr>
+              <w:pStyle w:val="Heading2"/>
               <w:spacing w:before="0" w:after="40" w:line="264" w:lineRule="auto"/>
             </w:pPr>
             <w:r>
@@ -3353,25 +3361,25 @@
                 <w:rFonts w:ascii="Avenir Next" w:hAnsi="Avenir Next" w:cs="Avenir Next" w:eastAsia="Avenir Next"/>
                 <w:b/>
                 <w:color w:val="003A70"/>
+                <w:sz w:val="22"/>
+                <w:szCs w:val="18"/>
+              </w:rPr>
+              <w:t xml:space="preserve">•</w:t>
+            </w:r>
+            <w:r>
+              <w:rPr>
+                <w:rFonts w:ascii="Avenir Next" w:hAnsi="Avenir Next" w:cs="Avenir Next" w:eastAsia="Avenir Next"/>
+                <w:color w:val="1A1A1A"/>
                 <w:sz w:val="18"/>
                 <w:szCs w:val="18"/>
               </w:rPr>
-              <w:t xml:space="preserve">•</w:t>
-            </w:r>
-            <w:r>
-              <w:rPr>
-                <w:rFonts w:ascii="Avenir Next" w:hAnsi="Avenir Next" w:cs="Avenir Next" w:eastAsia="Avenir Next"/>
-                <w:color w:val="1A1A1A"/>
-                <w:sz w:val="18"/>
-                <w:szCs w:val="18"/>
-              </w:rPr>
               <w:tab/>
             </w:r>
             <w:r>
               <w:rPr>
                 <w:rFonts w:ascii="Avenir Next" w:hAnsi="Avenir Next" w:cs="Avenir Next" w:eastAsia="Avenir Next"/>
                 <w:color w:val="1A1A1A"/>
-                <w:sz w:val="18"/>
+                <w:sz w:val="22"/>
                 <w:szCs w:val="18"/>
               </w:rPr>
               <w:t xml:space="preserve">For a line through (0, 0), the </w:t>
@@ -3381,7 +3389,7 @@
                 <w:rFonts w:ascii="Avenir Next" w:hAnsi="Avenir Next" w:cs="Avenir Next" w:eastAsia="Avenir Next"/>
                 <w:b/>
                 <w:color w:val="1A1A1A"/>
-                <w:sz w:val="18"/>
+                <w:sz w:val="22"/>
                 <w:szCs w:val="18"/>
               </w:rPr>
               <w:t xml:space="preserve">unit rate</w:t>
@@ -3390,7 +3398,7 @@
               <w:rPr>
                 <w:rFonts w:ascii="Avenir Next" w:hAnsi="Avenir Next" w:cs="Avenir Next" w:eastAsia="Avenir Next"/>
                 <w:color w:val="1A1A1A"/>
-                <w:sz w:val="18"/>
+                <w:sz w:val="22"/>
                 <w:szCs w:val="18"/>
               </w:rPr>
               <w:t xml:space="preserve"> is </w:t>
@@ -3400,7 +3408,7 @@
                 <w:rFonts w:ascii="Avenir Next" w:hAnsi="Avenir Next" w:cs="Avenir Next" w:eastAsia="Avenir Next"/>
                 <w:i/>
                 <w:color w:val="1A1A1A"/>
-                <w:sz w:val="18"/>
+                <w:sz w:val="22"/>
                 <w:szCs w:val="18"/>
               </w:rPr>
               <w:t xml:space="preserve">y</w:t>
@@ -3409,7 +3417,7 @@
               <w:rPr>
                 <w:rFonts w:ascii="Avenir Next" w:hAnsi="Avenir Next" w:cs="Avenir Next" w:eastAsia="Avenir Next"/>
                 <w:color w:val="1A1A1A"/>
-                <w:sz w:val="18"/>
+                <w:sz w:val="22"/>
                 <w:szCs w:val="18"/>
               </w:rPr>
               <w:t xml:space="preserve"> ÷ </w:t>
@@ -3419,7 +3427,7 @@
                 <w:rFonts w:ascii="Avenir Next" w:hAnsi="Avenir Next" w:cs="Avenir Next" w:eastAsia="Avenir Next"/>
                 <w:i/>
                 <w:color w:val="1A1A1A"/>
-                <w:sz w:val="18"/>
+                <w:sz w:val="22"/>
                 <w:szCs w:val="18"/>
               </w:rPr>
               <w:t xml:space="preserve">x</w:t>
@@ -3428,7 +3436,7 @@
               <w:rPr>
                 <w:rFonts w:ascii="Avenir Next" w:hAnsi="Avenir Next" w:cs="Avenir Next" w:eastAsia="Avenir Next"/>
                 <w:color w:val="1A1A1A"/>
-                <w:sz w:val="18"/>
+                <w:sz w:val="22"/>
                 <w:szCs w:val="18"/>
               </w:rPr>
               <w:t xml:space="preserve">. The point (3, 12) means 3 of </w:t>
@@ -3438,7 +3446,7 @@
                 <w:rFonts w:ascii="Avenir Next" w:hAnsi="Avenir Next" w:cs="Avenir Next" w:eastAsia="Avenir Next"/>
                 <w:i/>
                 <w:color w:val="1A1A1A"/>
-                <w:sz w:val="18"/>
+                <w:sz w:val="22"/>
                 <w:szCs w:val="18"/>
               </w:rPr>
               <w:t xml:space="preserve">x</w:t>
@@ -3447,7 +3455,7 @@
               <w:rPr>
                 <w:rFonts w:ascii="Avenir Next" w:hAnsi="Avenir Next" w:cs="Avenir Next" w:eastAsia="Avenir Next"/>
                 <w:color w:val="1A1A1A"/>
-                <w:sz w:val="18"/>
+                <w:sz w:val="22"/>
                 <w:szCs w:val="18"/>
               </w:rPr>
               <w:t xml:space="preserve"> go with 12 of </w:t>
@@ -3457,7 +3465,7 @@
                 <w:rFonts w:ascii="Avenir Next" w:hAnsi="Avenir Next" w:cs="Avenir Next" w:eastAsia="Avenir Next"/>
                 <w:i/>
                 <w:color w:val="1A1A1A"/>
-                <w:sz w:val="18"/>
+                <w:sz w:val="22"/>
                 <w:szCs w:val="18"/>
               </w:rPr>
               <w:t xml:space="preserve">y</w:t>
@@ -3466,7 +3474,7 @@
               <w:rPr>
                 <w:rFonts w:ascii="Avenir Next" w:hAnsi="Avenir Next" w:cs="Avenir Next" w:eastAsia="Avenir Next"/>
                 <w:color w:val="1A1A1A"/>
-                <w:sz w:val="18"/>
+                <w:sz w:val="22"/>
                 <w:szCs w:val="18"/>
               </w:rPr>
               <w:t xml:space="preserve">.</w:t>
@@ -3485,25 +3493,25 @@
                 <w:rFonts w:ascii="Avenir Next" w:hAnsi="Avenir Next" w:cs="Avenir Next" w:eastAsia="Avenir Next"/>
                 <w:b/>
                 <w:color w:val="003A70"/>
+                <w:sz w:val="22"/>
+                <w:szCs w:val="18"/>
+              </w:rPr>
+              <w:t xml:space="preserve">•</w:t>
+            </w:r>
+            <w:r>
+              <w:rPr>
+                <w:rFonts w:ascii="Avenir Next" w:hAnsi="Avenir Next" w:cs="Avenir Next" w:eastAsia="Avenir Next"/>
+                <w:color w:val="1A1A1A"/>
                 <w:sz w:val="18"/>
                 <w:szCs w:val="18"/>
               </w:rPr>
-              <w:t xml:space="preserve">•</w:t>
-            </w:r>
-            <w:r>
-              <w:rPr>
-                <w:rFonts w:ascii="Avenir Next" w:hAnsi="Avenir Next" w:cs="Avenir Next" w:eastAsia="Avenir Next"/>
-                <w:color w:val="1A1A1A"/>
-                <w:sz w:val="18"/>
-                <w:szCs w:val="18"/>
-              </w:rPr>
               <w:tab/>
             </w:r>
             <w:r>
               <w:rPr>
                 <w:rFonts w:ascii="Avenir Next" w:hAnsi="Avenir Next" w:cs="Avenir Next" w:eastAsia="Avenir Next"/>
                 <w:color w:val="1A1A1A"/>
-                <w:sz w:val="18"/>
+                <w:sz w:val="22"/>
                 <w:szCs w:val="18"/>
               </w:rPr>
               <w:t xml:space="preserve">With the same scales, a </w:t>
@@ -3513,7 +3521,7 @@
                 <w:rFonts w:ascii="Avenir Next" w:hAnsi="Avenir Next" w:cs="Avenir Next" w:eastAsia="Avenir Next"/>
                 <w:b/>
                 <w:color w:val="1A1A1A"/>
-                <w:sz w:val="18"/>
+                <w:sz w:val="22"/>
                 <w:szCs w:val="18"/>
               </w:rPr>
               <w:t xml:space="preserve">steeper</w:t>
@@ -3522,7 +3530,7 @@
               <w:rPr>
                 <w:rFonts w:ascii="Avenir Next" w:hAnsi="Avenir Next" w:cs="Avenir Next" w:eastAsia="Avenir Next"/>
                 <w:color w:val="1A1A1A"/>
-                <w:sz w:val="18"/>
+                <w:sz w:val="22"/>
                 <w:szCs w:val="18"/>
               </w:rPr>
               <w:t xml:space="preserve"> line has a greater rate.</w:t>
@@ -3537,6 +3545,7 @@
           </w:tcPr>
           <w:p>
             <w:pPr>
+              <w:pStyle w:val="Heading2"/>
               <w:spacing w:before="0" w:after="40" w:line="264" w:lineRule="auto"/>
             </w:pPr>
             <w:r>
@@ -3559,7 +3568,7 @@
               <w:rPr>
                 <w:rFonts w:ascii="Avenir Next" w:hAnsi="Avenir Next" w:cs="Avenir Next" w:eastAsia="Avenir Next"/>
                 <w:color w:val="1A1A1A"/>
-                <w:sz w:val="17"/>
+                <w:sz w:val="22"/>
                 <w:szCs w:val="17"/>
               </w:rPr>
               <w:t xml:space="preserve">A line through (0, 0) passes through (2, 10). Find the unit rate and </w:t>
@@ -3569,7 +3578,7 @@
                 <w:rFonts w:ascii="Avenir Next" w:hAnsi="Avenir Next" w:cs="Avenir Next" w:eastAsia="Avenir Next"/>
                 <w:i/>
                 <w:color w:val="1A1A1A"/>
-                <w:sz w:val="17"/>
+                <w:sz w:val="22"/>
                 <w:szCs w:val="17"/>
               </w:rPr>
               <w:t xml:space="preserve">y</w:t>
@@ -3578,7 +3587,7 @@
               <w:rPr>
                 <w:rFonts w:ascii="Avenir Next" w:hAnsi="Avenir Next" w:cs="Avenir Next" w:eastAsia="Avenir Next"/>
                 <w:color w:val="1A1A1A"/>
-                <w:sz w:val="17"/>
+                <w:sz w:val="22"/>
                 <w:szCs w:val="17"/>
               </w:rPr>
               <w:t xml:space="preserve"> when </w:t>
@@ -3588,7 +3597,7 @@
                 <w:rFonts w:ascii="Avenir Next" w:hAnsi="Avenir Next" w:cs="Avenir Next" w:eastAsia="Avenir Next"/>
                 <w:i/>
                 <w:color w:val="1A1A1A"/>
-                <w:sz w:val="17"/>
+                <w:sz w:val="22"/>
                 <w:szCs w:val="17"/>
               </w:rPr>
               <w:t xml:space="preserve">x</w:t>
@@ -3597,7 +3606,7 @@
               <w:rPr>
                 <w:rFonts w:ascii="Avenir Next" w:hAnsi="Avenir Next" w:cs="Avenir Next" w:eastAsia="Avenir Next"/>
                 <w:color w:val="1A1A1A"/>
-                <w:sz w:val="17"/>
+                <w:sz w:val="22"/>
                 <w:szCs w:val="17"/>
               </w:rPr>
               <w:t xml:space="preserve"> = 7.</w:t>
@@ -3616,25 +3625,25 @@
                 <w:rFonts w:ascii="Avenir Next" w:hAnsi="Avenir Next" w:cs="Avenir Next" w:eastAsia="Avenir Next"/>
                 <w:b/>
                 <w:color w:val="003A70"/>
+                <w:sz w:val="22"/>
+                <w:szCs w:val="17"/>
+              </w:rPr>
+              <w:t xml:space="preserve">Step 1</w:t>
+            </w:r>
+            <w:r>
+              <w:rPr>
+                <w:rFonts w:ascii="Avenir Next" w:hAnsi="Avenir Next" w:cs="Avenir Next" w:eastAsia="Avenir Next"/>
+                <w:color w:val="1A1A1A"/>
                 <w:sz w:val="17"/>
                 <w:szCs w:val="17"/>
               </w:rPr>
-              <w:t xml:space="preserve">Step 1</w:t>
-            </w:r>
-            <w:r>
-              <w:rPr>
-                <w:rFonts w:ascii="Avenir Next" w:hAnsi="Avenir Next" w:cs="Avenir Next" w:eastAsia="Avenir Next"/>
-                <w:color w:val="1A1A1A"/>
-                <w:sz w:val="17"/>
-                <w:szCs w:val="17"/>
-              </w:rPr>
               <w:tab/>
             </w:r>
             <w:r>
               <w:rPr>
                 <w:rFonts w:ascii="Avenir Next" w:hAnsi="Avenir Next" w:cs="Avenir Next" w:eastAsia="Avenir Next"/>
                 <w:color w:val="1A1A1A"/>
-                <w:sz w:val="17"/>
+                <w:sz w:val="22"/>
                 <w:szCs w:val="17"/>
               </w:rPr>
               <w:t xml:space="preserve">Unit rate: 10 ÷ 2 = 5</w:t>
@@ -3653,35 +3662,35 @@
                 <w:rFonts w:ascii="Avenir Next" w:hAnsi="Avenir Next" w:cs="Avenir Next" w:eastAsia="Avenir Next"/>
                 <w:b/>
                 <w:color w:val="003A70"/>
+                <w:sz w:val="22"/>
+                <w:szCs w:val="17"/>
+              </w:rPr>
+              <w:t xml:space="preserve">Step 2</w:t>
+            </w:r>
+            <w:r>
+              <w:rPr>
+                <w:rFonts w:ascii="Avenir Next" w:hAnsi="Avenir Next" w:cs="Avenir Next" w:eastAsia="Avenir Next"/>
+                <w:color w:val="1A1A1A"/>
                 <w:sz w:val="17"/>
                 <w:szCs w:val="17"/>
               </w:rPr>
-              <w:t xml:space="preserve">Step 2</w:t>
-            </w:r>
-            <w:r>
-              <w:rPr>
-                <w:rFonts w:ascii="Avenir Next" w:hAnsi="Avenir Next" w:cs="Avenir Next" w:eastAsia="Avenir Next"/>
-                <w:color w:val="1A1A1A"/>
-                <w:sz w:val="17"/>
+              <w:tab/>
+            </w:r>
+            <w:r>
+              <w:rPr>
+                <w:rFonts w:ascii="Avenir Next" w:hAnsi="Avenir Next" w:cs="Avenir Next" w:eastAsia="Avenir Next"/>
+                <w:i/>
+                <w:color w:val="1A1A1A"/>
+                <w:sz w:val="22"/>
                 <w:szCs w:val="17"/>
               </w:rPr>
-              <w:tab/>
-            </w:r>
-            <w:r>
-              <w:rPr>
-                <w:rFonts w:ascii="Avenir Next" w:hAnsi="Avenir Next" w:cs="Avenir Next" w:eastAsia="Avenir Next"/>
-                <w:i/>
-                <w:color w:val="1A1A1A"/>
-                <w:sz w:val="17"/>
-                <w:szCs w:val="17"/>
-              </w:rPr>
               <w:t xml:space="preserve">y</w:t>
             </w:r>
             <w:r>
               <w:rPr>
                 <w:rFonts w:ascii="Avenir Next" w:hAnsi="Avenir Next" w:cs="Avenir Next" w:eastAsia="Avenir Next"/>
                 <w:color w:val="1A1A1A"/>
-                <w:sz w:val="17"/>
+                <w:sz w:val="22"/>
                 <w:szCs w:val="17"/>
               </w:rPr>
               <w:t xml:space="preserve"> = 5 × 7 = 35</w:t>
@@ -3700,18 +3709,18 @@
                 <w:rFonts w:ascii="Avenir Next" w:hAnsi="Avenir Next" w:cs="Avenir Next" w:eastAsia="Avenir Next"/>
                 <w:b/>
                 <w:color w:val="1A1A1A"/>
+                <w:sz w:val="22"/>
+                <w:szCs w:val="17"/>
+              </w:rPr>
+              <w:t xml:space="preserve">Answer</w:t>
+            </w:r>
+            <w:r>
+              <w:rPr>
+                <w:rFonts w:ascii="Avenir Next" w:hAnsi="Avenir Next" w:cs="Avenir Next" w:eastAsia="Avenir Next"/>
+                <w:color w:val="1A1A1A"/>
                 <w:sz w:val="17"/>
                 <w:szCs w:val="17"/>
               </w:rPr>
-              <w:t xml:space="preserve">Answer</w:t>
-            </w:r>
-            <w:r>
-              <w:rPr>
-                <w:rFonts w:ascii="Avenir Next" w:hAnsi="Avenir Next" w:cs="Avenir Next" w:eastAsia="Avenir Next"/>
-                <w:color w:val="1A1A1A"/>
-                <w:sz w:val="17"/>
-                <w:szCs w:val="17"/>
-              </w:rPr>
               <w:tab/>
             </w:r>
             <w:r>
@@ -3719,7 +3728,7 @@
                 <w:rFonts w:ascii="Avenir Next" w:hAnsi="Avenir Next" w:cs="Avenir Next" w:eastAsia="Avenir Next"/>
                 <w:b/>
                 <w:color w:val="1A1A1A"/>
-                <w:sz w:val="17"/>
+                <w:sz w:val="22"/>
                 <w:szCs w:val="17"/>
               </w:rPr>
               <w:t xml:space="preserve">5 per unit; </w:t>
@@ -3730,7 +3739,7 @@
                 <w:b/>
                 <w:i/>
                 <w:color w:val="1A1A1A"/>
-                <w:sz w:val="17"/>
+                <w:sz w:val="22"/>
                 <w:szCs w:val="17"/>
               </w:rPr>
               <w:t xml:space="preserve">y</w:t>
@@ -3740,7 +3749,7 @@
                 <w:rFonts w:ascii="Avenir Next" w:hAnsi="Avenir Next" w:cs="Avenir Next" w:eastAsia="Avenir Next"/>
                 <w:b/>
                 <w:color w:val="1A1A1A"/>
-                <w:sz w:val="17"/>
+                <w:sz w:val="22"/>
                 <w:szCs w:val="17"/>
               </w:rPr>
               <w:t xml:space="preserve"> = 35</w:t>
@@ -3790,6 +3799,7 @@
           </w:tcPr>
           <w:p>
             <w:pPr>
+              <w:pStyle w:val="Heading2"/>
               <w:spacing w:before="0" w:after="40" w:line="264" w:lineRule="auto"/>
             </w:pPr>
             <w:r>
@@ -3813,7 +3823,7 @@
                 <w:rFonts w:ascii="Avenir Next" w:hAnsi="Avenir Next" w:cs="Avenir Next" w:eastAsia="Avenir Next"/>
                 <w:b/>
                 <w:color w:val="1A1A1A"/>
-                <w:sz w:val="21"/>
+                <w:sz w:val="22"/>
                 <w:szCs w:val="21"/>
               </w:rPr>
               <w:t xml:space="preserve">unit rate</w:t>
@@ -3822,7 +3832,7 @@
               <w:rPr>
                 <w:rFonts w:ascii="Avenir Next" w:hAnsi="Avenir Next" w:cs="Avenir Next" w:eastAsia="Avenir Next"/>
                 <w:color w:val="5A5F66"/>
-                <w:sz w:val="21"/>
+                <w:sz w:val="22"/>
                 <w:szCs w:val="21"/>
               </w:rPr>
               <w:t xml:space="preserve"> — </w:t>
@@ -3831,7 +3841,7 @@
               <w:rPr>
                 <w:rFonts w:ascii="Avenir Next" w:hAnsi="Avenir Next" w:cs="Avenir Next" w:eastAsia="Avenir Next"/>
                 <w:color w:val="1A1A1A"/>
-                <w:sz w:val="21"/>
+                <w:sz w:val="22"/>
                 <w:szCs w:val="21"/>
               </w:rPr>
               <w:t xml:space="preserve">the amount for 1 of x</w:t>
@@ -3846,7 +3856,7 @@
                 <w:rFonts w:ascii="Avenir Next" w:hAnsi="Avenir Next" w:cs="Avenir Next" w:eastAsia="Avenir Next"/>
                 <w:b/>
                 <w:color w:val="1A1A1A"/>
-                <w:sz w:val="21"/>
+                <w:sz w:val="22"/>
                 <w:szCs w:val="21"/>
               </w:rPr>
               <w:t xml:space="preserve">steeper</w:t>
@@ -3855,7 +3865,7 @@
               <w:rPr>
                 <w:rFonts w:ascii="Avenir Next" w:hAnsi="Avenir Next" w:cs="Avenir Next" w:eastAsia="Avenir Next"/>
                 <w:color w:val="5A5F66"/>
-                <w:sz w:val="21"/>
+                <w:sz w:val="22"/>
                 <w:szCs w:val="21"/>
               </w:rPr>
               <w:t xml:space="preserve"> — </w:t>
@@ -3864,7 +3874,7 @@
               <w:rPr>
                 <w:rFonts w:ascii="Avenir Next" w:hAnsi="Avenir Next" w:cs="Avenir Next" w:eastAsia="Avenir Next"/>
                 <w:color w:val="1A1A1A"/>
-                <w:sz w:val="21"/>
+                <w:sz w:val="22"/>
                 <w:szCs w:val="21"/>
               </w:rPr>
               <w:t xml:space="preserve">rises faster</w:t>
@@ -3890,7 +3900,7 @@
                 <w:rFonts w:ascii="Avenir Next" w:hAnsi="Avenir Next" w:cs="Avenir Next" w:eastAsia="Avenir Next"/>
                 <w:b/>
                 <w:color w:val="1A1A1A"/>
-                <w:sz w:val="21"/>
+                <w:sz w:val="22"/>
                 <w:szCs w:val="21"/>
               </w:rPr>
               <w:t xml:space="preserve">origin</w:t>
@@ -3899,7 +3909,7 @@
               <w:rPr>
                 <w:rFonts w:ascii="Avenir Next" w:hAnsi="Avenir Next" w:cs="Avenir Next" w:eastAsia="Avenir Next"/>
                 <w:color w:val="5A5F66"/>
-                <w:sz w:val="21"/>
+                <w:sz w:val="22"/>
                 <w:szCs w:val="21"/>
               </w:rPr>
               <w:t xml:space="preserve"> — </w:t>
@@ -3908,7 +3918,7 @@
               <w:rPr>
                 <w:rFonts w:ascii="Avenir Next" w:hAnsi="Avenir Next" w:cs="Avenir Next" w:eastAsia="Avenir Next"/>
                 <w:color w:val="1A1A1A"/>
-                <w:sz w:val="21"/>
+                <w:sz w:val="22"/>
                 <w:szCs w:val="21"/>
               </w:rPr>
               <w:t xml:space="preserve">the point (0, 0)</w:t>
@@ -3923,7 +3933,7 @@
                 <w:rFonts w:ascii="Avenir Next" w:hAnsi="Avenir Next" w:cs="Avenir Next" w:eastAsia="Avenir Next"/>
                 <w:b/>
                 <w:color w:val="1A1A1A"/>
-                <w:sz w:val="21"/>
+                <w:sz w:val="22"/>
                 <w:szCs w:val="21"/>
               </w:rPr>
               <w:t xml:space="preserve">proportional</w:t>
@@ -3932,7 +3942,7 @@
               <w:rPr>
                 <w:rFonts w:ascii="Avenir Next" w:hAnsi="Avenir Next" w:cs="Avenir Next" w:eastAsia="Avenir Next"/>
                 <w:color w:val="5A5F66"/>
-                <w:sz w:val="21"/>
+                <w:sz w:val="22"/>
                 <w:szCs w:val="21"/>
               </w:rPr>
               <w:t xml:space="preserve"> — </w:t>
@@ -3941,7 +3951,7 @@
               <w:rPr>
                 <w:rFonts w:ascii="Avenir Next" w:hAnsi="Avenir Next" w:cs="Avenir Next" w:eastAsia="Avenir Next"/>
                 <w:color w:val="1A1A1A"/>
-                <w:sz w:val="21"/>
+                <w:sz w:val="22"/>
                 <w:szCs w:val="21"/>
               </w:rPr>
               <w:t xml:space="preserve">a straight line through (0, 0)</w:t>
@@ -3952,6 +3962,7 @@
     </w:tbl>
     <w:p>
       <w:pPr>
+        <w:pStyle w:val="Heading2"/>
         <w:keepNext/>
         <w:pBdr>
           <w:bottom w:val="single" w:sz="8" w:space="3" w:color="003A70"/>
@@ -3967,7 +3978,7 @@
           <w:b/>
           <w:color w:val="003A70"/>
           <w:spacing w:val="14"/>
-          <w:sz w:val="21"/>
+          <w:sz w:val="22"/>
           <w:szCs w:val="21"/>
         </w:rPr>
         <w:t xml:space="preserve">PRACTICE</w:t>
@@ -3986,7 +3997,7 @@
           <w:rFonts w:ascii="Avenir Next" w:hAnsi="Avenir Next" w:cs="Avenir Next" w:eastAsia="Avenir Next"/>
           <w:i/>
           <w:color w:val="5A5F66"/>
-          <w:sz w:val="17"/>
+          <w:sz w:val="22"/>
           <w:szCs w:val="17"/>
         </w:rPr>
         <w:t xml:space="preserve">show your work · label units</w:t>
@@ -4126,25 +4137,25 @@
                       <w:rFonts w:ascii="Avenir Next" w:hAnsi="Avenir Next" w:cs="Avenir Next" w:eastAsia="Avenir Next"/>
                       <w:b/>
                       <w:color w:val="003A70"/>
+                      <w:sz w:val="22"/>
+                      <w:szCs w:val="18"/>
+                    </w:rPr>
+                    <w:t xml:space="preserve">Step 1</w:t>
+                  </w:r>
+                  <w:r>
+                    <w:rPr>
+                      <w:rFonts w:ascii="Avenir Next" w:hAnsi="Avenir Next" w:cs="Avenir Next" w:eastAsia="Avenir Next"/>
+                      <w:color w:val="1A1A1A"/>
                       <w:sz w:val="18"/>
                       <w:szCs w:val="18"/>
                     </w:rPr>
-                    <w:t xml:space="preserve">Step 1</w:t>
-                  </w:r>
-                  <w:r>
-                    <w:rPr>
-                      <w:rFonts w:ascii="Avenir Next" w:hAnsi="Avenir Next" w:cs="Avenir Next" w:eastAsia="Avenir Next"/>
-                      <w:color w:val="1A1A1A"/>
-                      <w:sz w:val="18"/>
-                      <w:szCs w:val="18"/>
-                    </w:rPr>
                     <w:tab/>
                   </w:r>
                   <w:r>
                     <w:rPr>
                       <w:rFonts w:ascii="Avenir Next" w:hAnsi="Avenir Next" w:cs="Avenir Next" w:eastAsia="Avenir Next"/>
                       <w:color w:val="1A1A1A"/>
-                      <w:sz w:val="21"/>
+                      <w:sz w:val="22"/>
                       <w:szCs w:val="21"/>
                     </w:rPr>
                     <w:t xml:space="preserve">Find (4, 60) on the graph. Read the labels on both axes.</w:t>
@@ -4164,25 +4175,25 @@
                       <w:rFonts w:ascii="Avenir Next" w:hAnsi="Avenir Next" w:cs="Avenir Next" w:eastAsia="Avenir Next"/>
                       <w:b/>
                       <w:color w:val="003A70"/>
+                      <w:sz w:val="22"/>
+                      <w:szCs w:val="18"/>
+                    </w:rPr>
+                    <w:t xml:space="preserve">Step 2</w:t>
+                  </w:r>
+                  <w:r>
+                    <w:rPr>
+                      <w:rFonts w:ascii="Avenir Next" w:hAnsi="Avenir Next" w:cs="Avenir Next" w:eastAsia="Avenir Next"/>
+                      <w:color w:val="1A1A1A"/>
                       <w:sz w:val="18"/>
                       <w:szCs w:val="18"/>
                     </w:rPr>
-                    <w:t xml:space="preserve">Step 2</w:t>
-                  </w:r>
-                  <w:r>
-                    <w:rPr>
-                      <w:rFonts w:ascii="Avenir Next" w:hAnsi="Avenir Next" w:cs="Avenir Next" w:eastAsia="Avenir Next"/>
-                      <w:color w:val="1A1A1A"/>
-                      <w:sz w:val="18"/>
-                      <w:szCs w:val="18"/>
-                    </w:rPr>
                     <w:tab/>
                   </w:r>
                   <w:r>
                     <w:rPr>
                       <w:rFonts w:ascii="Avenir Next" w:hAnsi="Avenir Next" w:cs="Avenir Next" w:eastAsia="Avenir Next"/>
                       <w:color w:val="1A1A1A"/>
-                      <w:sz w:val="21"/>
+                      <w:sz w:val="22"/>
                       <w:szCs w:val="21"/>
                     </w:rPr>
                     <w:t xml:space="preserve">For 1 minute, divide the gallons by the minutes.</w:t>
@@ -4374,7 +4385,7 @@
                     <w:drawing>
                       <wp:inline distT="0" distB="0" distL="0" distR="0">
                         <wp:extent cx="1463040" cy="991891"/>
-                        <wp:docPr id="3" name="Figure 3"/>
+                        <wp:docPr id="3" name="Figure 3" descr="Coordinate grid. Horizontal axis Minutes: 0 to 6, ticks every 1. Vertical axis Gallons: 0 to 90, ticks every 15. Points: x: 0; y: 0, x: 2; y: 30, x: 4; y: 60, x: 6; y: 90. Line: True."/>
                         <a:graphic xmlns:a="http://schemas.openxmlformats.org/drawingml/2006/main">
                           <a:graphicData uri="http://schemas.openxmlformats.org/drawingml/2006/picture">
                             <pic:pic xmlns:pic="http://schemas.openxmlformats.org/drawingml/2006/picture">
@@ -4510,25 +4521,25 @@
                 <w:rFonts w:ascii="Avenir Next" w:hAnsi="Avenir Next" w:cs="Avenir Next" w:eastAsia="Avenir Next"/>
                 <w:b/>
                 <w:color w:val="003A70"/>
+                <w:sz w:val="22"/>
+                <w:szCs w:val="18"/>
+              </w:rPr>
+              <w:t xml:space="preserve">Step 1</w:t>
+            </w:r>
+            <w:r>
+              <w:rPr>
+                <w:rFonts w:ascii="Avenir Next" w:hAnsi="Avenir Next" w:cs="Avenir Next" w:eastAsia="Avenir Next"/>
+                <w:color w:val="1A1A1A"/>
                 <w:sz w:val="18"/>
                 <w:szCs w:val="18"/>
               </w:rPr>
-              <w:t xml:space="preserve">Step 1</w:t>
-            </w:r>
-            <w:r>
-              <w:rPr>
-                <w:rFonts w:ascii="Avenir Next" w:hAnsi="Avenir Next" w:cs="Avenir Next" w:eastAsia="Avenir Next"/>
-                <w:color w:val="1A1A1A"/>
-                <w:sz w:val="18"/>
-                <w:szCs w:val="18"/>
-              </w:rPr>
               <w:tab/>
             </w:r>
             <w:r>
               <w:rPr>
                 <w:rFonts w:ascii="Avenir Next" w:hAnsi="Avenir Next" w:cs="Avenir Next" w:eastAsia="Avenir Next"/>
                 <w:color w:val="1A1A1A"/>
-                <w:sz w:val="21"/>
+                <w:sz w:val="22"/>
                 <w:szCs w:val="21"/>
               </w:rPr>
               <w:t xml:space="preserve">Divide </w:t>
@@ -4538,7 +4549,7 @@
                 <w:rFonts w:ascii="Avenir Next" w:hAnsi="Avenir Next" w:cs="Avenir Next" w:eastAsia="Avenir Next"/>
                 <w:i/>
                 <w:color w:val="1A1A1A"/>
-                <w:sz w:val="21"/>
+                <w:sz w:val="22"/>
                 <w:szCs w:val="21"/>
               </w:rPr>
               <w:t xml:space="preserve">y</w:t>
@@ -4547,7 +4558,7 @@
               <w:rPr>
                 <w:rFonts w:ascii="Avenir Next" w:hAnsi="Avenir Next" w:cs="Avenir Next" w:eastAsia="Avenir Next"/>
                 <w:color w:val="1A1A1A"/>
-                <w:sz w:val="21"/>
+                <w:sz w:val="22"/>
                 <w:szCs w:val="21"/>
               </w:rPr>
               <w:t xml:space="preserve"> by </w:t>
@@ -4557,7 +4568,7 @@
                 <w:rFonts w:ascii="Avenir Next" w:hAnsi="Avenir Next" w:cs="Avenir Next" w:eastAsia="Avenir Next"/>
                 <w:i/>
                 <w:color w:val="1A1A1A"/>
-                <w:sz w:val="21"/>
+                <w:sz w:val="22"/>
                 <w:szCs w:val="21"/>
               </w:rPr>
               <w:t xml:space="preserve">x</w:t>
@@ -4566,7 +4577,7 @@
               <w:rPr>
                 <w:rFonts w:ascii="Avenir Next" w:hAnsi="Avenir Next" w:cs="Avenir Next" w:eastAsia="Avenir Next"/>
                 <w:color w:val="1A1A1A"/>
-                <w:sz w:val="21"/>
+                <w:sz w:val="22"/>
                 <w:szCs w:val="21"/>
               </w:rPr>
               <w:t xml:space="preserve">.</w:t>
@@ -4905,25 +4916,25 @@
                 <w:rFonts w:ascii="Avenir Next" w:hAnsi="Avenir Next" w:cs="Avenir Next" w:eastAsia="Avenir Next"/>
                 <w:b/>
                 <w:color w:val="003A70"/>
+                <w:sz w:val="22"/>
+                <w:szCs w:val="18"/>
+              </w:rPr>
+              <w:t xml:space="preserve">Step 1</w:t>
+            </w:r>
+            <w:r>
+              <w:rPr>
+                <w:rFonts w:ascii="Avenir Next" w:hAnsi="Avenir Next" w:cs="Avenir Next" w:eastAsia="Avenir Next"/>
+                <w:color w:val="1A1A1A"/>
                 <w:sz w:val="18"/>
                 <w:szCs w:val="18"/>
               </w:rPr>
-              <w:t xml:space="preserve">Step 1</w:t>
-            </w:r>
-            <w:r>
-              <w:rPr>
-                <w:rFonts w:ascii="Avenir Next" w:hAnsi="Avenir Next" w:cs="Avenir Next" w:eastAsia="Avenir Next"/>
-                <w:color w:val="1A1A1A"/>
-                <w:sz w:val="18"/>
-                <w:szCs w:val="18"/>
-              </w:rPr>
               <w:tab/>
             </w:r>
             <w:r>
               <w:rPr>
                 <w:rFonts w:ascii="Avenir Next" w:hAnsi="Avenir Next" w:cs="Avenir Next" w:eastAsia="Avenir Next"/>
                 <w:color w:val="1A1A1A"/>
-                <w:sz w:val="21"/>
+                <w:sz w:val="22"/>
                 <w:szCs w:val="21"/>
               </w:rPr>
               <w:t xml:space="preserve">Divide the pages by the hours to find pages in 1 hour.</w:t>
@@ -4943,25 +4954,25 @@
                 <w:rFonts w:ascii="Avenir Next" w:hAnsi="Avenir Next" w:cs="Avenir Next" w:eastAsia="Avenir Next"/>
                 <w:b/>
                 <w:color w:val="003A70"/>
+                <w:sz w:val="22"/>
+                <w:szCs w:val="18"/>
+              </w:rPr>
+              <w:t xml:space="preserve">Step 2</w:t>
+            </w:r>
+            <w:r>
+              <w:rPr>
+                <w:rFonts w:ascii="Avenir Next" w:hAnsi="Avenir Next" w:cs="Avenir Next" w:eastAsia="Avenir Next"/>
+                <w:color w:val="1A1A1A"/>
                 <w:sz w:val="18"/>
                 <w:szCs w:val="18"/>
               </w:rPr>
-              <w:t xml:space="preserve">Step 2</w:t>
-            </w:r>
-            <w:r>
-              <w:rPr>
-                <w:rFonts w:ascii="Avenir Next" w:hAnsi="Avenir Next" w:cs="Avenir Next" w:eastAsia="Avenir Next"/>
-                <w:color w:val="1A1A1A"/>
-                <w:sz w:val="18"/>
-                <w:szCs w:val="18"/>
-              </w:rPr>
               <w:tab/>
             </w:r>
             <w:r>
               <w:rPr>
                 <w:rFonts w:ascii="Avenir Next" w:hAnsi="Avenir Next" w:cs="Avenir Next" w:eastAsia="Avenir Next"/>
                 <w:color w:val="1A1A1A"/>
-                <w:sz w:val="21"/>
+                <w:sz w:val="22"/>
                 <w:szCs w:val="21"/>
               </w:rPr>
               <w:t xml:space="preserve">Multiply that by 7.</w:t>
@@ -4980,7 +4991,7 @@
                 <w:rFonts w:ascii="Avenir Next" w:hAnsi="Avenir Next" w:cs="Avenir Next" w:eastAsia="Avenir Next"/>
                 <w:b/>
                 <w:color w:val="1A1A1A"/>
-                <w:sz w:val="18"/>
+                <w:sz w:val="22"/>
                 <w:szCs w:val="18"/>
               </w:rPr>
               <w:t xml:space="preserve">Answer</w:t>
@@ -5136,7 +5147,7 @@
                       <w:rFonts w:ascii="Avenir Next" w:hAnsi="Avenir Next" w:cs="Avenir Next" w:eastAsia="Avenir Next"/>
                       <w:b/>
                       <w:color w:val="1A1A1A"/>
-                      <w:sz w:val="18"/>
+                      <w:sz w:val="22"/>
                       <w:szCs w:val="18"/>
                     </w:rPr>
                     <w:t xml:space="preserve">Answer</w:t>
@@ -5166,7 +5177,7 @@
                     <w:drawing>
                       <wp:inline distT="0" distB="0" distL="0" distR="0">
                         <wp:extent cx="1463040" cy="991891"/>
-                        <wp:docPr id="4" name="Figure 4"/>
+                        <wp:docPr id="4" name="Figure 4" descr="Coordinate grid. Horizontal axis Hours: 0 to 8, ticks every 1. Vertical axis Pay ($): 0 to 32, ticks every 4. Points: x: 4; y: 24; label: A, x: 6; y: 18; label: B. Segments: 0, 0, 4, 24, 0, 0, 8, 24."/>
                         <a:graphic xmlns:a="http://schemas.openxmlformats.org/drawingml/2006/main">
                           <a:graphicData uri="http://schemas.openxmlformats.org/drawingml/2006/picture">
                             <pic:pic xmlns:pic="http://schemas.openxmlformats.org/drawingml/2006/picture">
@@ -5309,7 +5320,7 @@
                 <w:rFonts w:ascii="Avenir Next" w:hAnsi="Avenir Next" w:cs="Avenir Next" w:eastAsia="Avenir Next"/>
                 <w:b/>
                 <w:color w:val="003A70"/>
-                <w:sz w:val="17"/>
+                <w:sz w:val="22"/>
                 <w:szCs w:val="17"/>
               </w:rPr>
               <w:t xml:space="preserve">Frame  </w:t>
@@ -5319,10 +5330,30 @@
                 <w:rFonts w:ascii="Avenir Next" w:hAnsi="Avenir Next" w:cs="Avenir Next" w:eastAsia="Avenir Next"/>
                 <w:i/>
                 <w:color w:val="1A1A1A"/>
+                <w:sz w:val="22"/>
+                <w:szCs w:val="18"/>
+              </w:rPr>
+              <w:t xml:space="preserve">Jada is </w:t>
+            </w:r>
+            <w:r>
+              <w:rPr>
+                <w:rFonts w:ascii="Avenir Next" w:hAnsi="Avenir Next" w:cs="Avenir Next" w:eastAsia="Avenir Next"/>
+                <w:color w:val="1A1A1A"/>
                 <w:sz w:val="18"/>
                 <w:szCs w:val="18"/>
-              </w:rPr>
-              <w:t xml:space="preserve">Jada is </w:t>
+                <w:u w:val="single"/>
+              </w:rPr>
+              <w:t xml:space="preserve">      </w:t>
+            </w:r>
+            <w:r>
+              <w:rPr>
+                <w:rFonts w:ascii="Avenir Next" w:hAnsi="Avenir Next" w:cs="Avenir Next" w:eastAsia="Avenir Next"/>
+                <w:i/>
+                <w:color w:val="1A1A1A"/>
+                <w:sz w:val="22"/>
+                <w:szCs w:val="18"/>
+              </w:rPr>
+              <w:t xml:space="preserve"> because a proportional graph </w:t>
             </w:r>
             <w:r>
               <w:rPr>
@@ -5339,17 +5370,17 @@
                 <w:rFonts w:ascii="Avenir Next" w:hAnsi="Avenir Next" w:cs="Avenir Next" w:eastAsia="Avenir Next"/>
                 <w:i/>
                 <w:color w:val="1A1A1A"/>
+                <w:sz w:val="22"/>
+                <w:szCs w:val="18"/>
+              </w:rPr>
+              <w:t xml:space="preserve">. (0, 10) means </w:t>
+            </w:r>
+            <w:r>
+              <w:rPr>
+                <w:rFonts w:ascii="Avenir Next" w:hAnsi="Avenir Next" w:cs="Avenir Next" w:eastAsia="Avenir Next"/>
+                <w:color w:val="1A1A1A"/>
                 <w:sz w:val="18"/>
                 <w:szCs w:val="18"/>
-              </w:rPr>
-              <w:t xml:space="preserve"> because a proportional graph </w:t>
-            </w:r>
-            <w:r>
-              <w:rPr>
-                <w:rFonts w:ascii="Avenir Next" w:hAnsi="Avenir Next" w:cs="Avenir Next" w:eastAsia="Avenir Next"/>
-                <w:color w:val="1A1A1A"/>
-                <w:sz w:val="18"/>
-                <w:szCs w:val="18"/>
                 <w:u w:val="single"/>
               </w:rPr>
               <w:t xml:space="preserve">      </w:t>
@@ -5359,27 +5390,7 @@
                 <w:rFonts w:ascii="Avenir Next" w:hAnsi="Avenir Next" w:cs="Avenir Next" w:eastAsia="Avenir Next"/>
                 <w:i/>
                 <w:color w:val="1A1A1A"/>
-                <w:sz w:val="18"/>
-                <w:szCs w:val="18"/>
-              </w:rPr>
-              <w:t xml:space="preserve">. (0, 10) means </w:t>
-            </w:r>
-            <w:r>
-              <w:rPr>
-                <w:rFonts w:ascii="Avenir Next" w:hAnsi="Avenir Next" w:cs="Avenir Next" w:eastAsia="Avenir Next"/>
-                <w:color w:val="1A1A1A"/>
-                <w:sz w:val="18"/>
-                <w:szCs w:val="18"/>
-                <w:u w:val="single"/>
-              </w:rPr>
-              <w:t xml:space="preserve">      </w:t>
-            </w:r>
-            <w:r>
-              <w:rPr>
-                <w:rFonts w:ascii="Avenir Next" w:hAnsi="Avenir Next" w:cs="Avenir Next" w:eastAsia="Avenir Next"/>
-                <w:i/>
-                <w:color w:val="1A1A1A"/>
-                <w:sz w:val="18"/>
+                <w:sz w:val="22"/>
                 <w:szCs w:val="18"/>
               </w:rPr>
               <w:t xml:space="preserve">.</w:t>
@@ -5466,6 +5477,7 @@
     </w:p>
     <w:p>
       <w:pPr>
+        <w:pStyle w:val="Heading2"/>
         <w:keepNext/>
         <w:pBdr>
           <w:bottom w:val="single" w:sz="8" w:space="3" w:color="003A70"/>
@@ -5481,7 +5493,7 @@
           <w:b/>
           <w:color w:val="003A70"/>
           <w:spacing w:val="14"/>
-          <w:sz w:val="21"/>
+          <w:sz w:val="22"/>
           <w:szCs w:val="21"/>
         </w:rPr>
         <w:t xml:space="preserve">TEST PRACTICE</w:t>
@@ -5500,7 +5512,7 @@
           <w:rFonts w:ascii="Avenir Next" w:hAnsi="Avenir Next" w:cs="Avenir Next" w:eastAsia="Avenir Next"/>
           <w:i/>
           <w:color w:val="5A5F66"/>
-          <w:sz w:val="17"/>
+          <w:sz w:val="22"/>
           <w:szCs w:val="17"/>
         </w:rPr>
         <w:t xml:space="preserve">choose the best answer</w:t>
@@ -5632,25 +5644,25 @@
                       <w:rFonts w:ascii="Avenir Next" w:hAnsi="Avenir Next" w:cs="Avenir Next" w:eastAsia="Avenir Next"/>
                       <w:b/>
                       <w:color w:val="003A70"/>
+                      <w:sz w:val="22"/>
+                      <w:szCs w:val="21"/>
+                    </w:rPr>
+                    <w:t xml:space="preserve">A</w:t>
+                  </w:r>
+                  <w:r>
+                    <w:rPr>
+                      <w:rFonts w:ascii="Avenir Next" w:hAnsi="Avenir Next" w:cs="Avenir Next" w:eastAsia="Avenir Next"/>
+                      <w:color w:val="1A1A1A"/>
                       <w:sz w:val="21"/>
                       <w:szCs w:val="21"/>
                     </w:rPr>
-                    <w:t xml:space="preserve">A</w:t>
-                  </w:r>
-                  <w:r>
-                    <w:rPr>
-                      <w:rFonts w:ascii="Avenir Next" w:hAnsi="Avenir Next" w:cs="Avenir Next" w:eastAsia="Avenir Next"/>
-                      <w:color w:val="1A1A1A"/>
-                      <w:sz w:val="21"/>
-                      <w:szCs w:val="21"/>
-                    </w:rPr>
                     <w:tab/>
                   </w:r>
                   <w:r>
                     <w:rPr>
                       <w:rFonts w:ascii="Avenir Next" w:hAnsi="Avenir Next" w:cs="Avenir Next" w:eastAsia="Avenir Next"/>
                       <w:color w:val="1A1A1A"/>
-                      <w:sz w:val="21"/>
+                      <w:sz w:val="22"/>
                       <w:szCs w:val="21"/>
                     </w:rPr>
                     <w:t xml:space="preserve">5</w:t>
@@ -5675,25 +5687,25 @@
                       <w:rFonts w:ascii="Avenir Next" w:hAnsi="Avenir Next" w:cs="Avenir Next" w:eastAsia="Avenir Next"/>
                       <w:b/>
                       <w:color w:val="003A70"/>
+                      <w:sz w:val="22"/>
+                      <w:szCs w:val="21"/>
+                    </w:rPr>
+                    <w:t xml:space="preserve">B</w:t>
+                  </w:r>
+                  <w:r>
+                    <w:rPr>
+                      <w:rFonts w:ascii="Avenir Next" w:hAnsi="Avenir Next" w:cs="Avenir Next" w:eastAsia="Avenir Next"/>
+                      <w:color w:val="1A1A1A"/>
                       <w:sz w:val="21"/>
                       <w:szCs w:val="21"/>
                     </w:rPr>
-                    <w:t xml:space="preserve">B</w:t>
-                  </w:r>
-                  <w:r>
-                    <w:rPr>
-                      <w:rFonts w:ascii="Avenir Next" w:hAnsi="Avenir Next" w:cs="Avenir Next" w:eastAsia="Avenir Next"/>
-                      <w:color w:val="1A1A1A"/>
-                      <w:sz w:val="21"/>
-                      <w:szCs w:val="21"/>
-                    </w:rPr>
                     <w:tab/>
                   </w:r>
                   <w:r>
                     <w:rPr>
                       <w:rFonts w:ascii="Avenir Next" w:hAnsi="Avenir Next" w:cs="Avenir Next" w:eastAsia="Avenir Next"/>
                       <w:color w:val="1A1A1A"/>
-                      <w:sz w:val="21"/>
+                      <w:sz w:val="22"/>
                       <w:szCs w:val="21"/>
                     </w:rPr>
                     <w:t xml:space="preserve">30</w:t>
@@ -5718,25 +5730,25 @@
                       <w:rFonts w:ascii="Avenir Next" w:hAnsi="Avenir Next" w:cs="Avenir Next" w:eastAsia="Avenir Next"/>
                       <w:b/>
                       <w:color w:val="003A70"/>
+                      <w:sz w:val="22"/>
+                      <w:szCs w:val="21"/>
+                    </w:rPr>
+                    <w:t xml:space="preserve">C</w:t>
+                  </w:r>
+                  <w:r>
+                    <w:rPr>
+                      <w:rFonts w:ascii="Avenir Next" w:hAnsi="Avenir Next" w:cs="Avenir Next" w:eastAsia="Avenir Next"/>
+                      <w:color w:val="1A1A1A"/>
                       <w:sz w:val="21"/>
                       <w:szCs w:val="21"/>
                     </w:rPr>
-                    <w:t xml:space="preserve">C</w:t>
-                  </w:r>
-                  <w:r>
-                    <w:rPr>
-                      <w:rFonts w:ascii="Avenir Next" w:hAnsi="Avenir Next" w:cs="Avenir Next" w:eastAsia="Avenir Next"/>
-                      <w:color w:val="1A1A1A"/>
-                      <w:sz w:val="21"/>
-                      <w:szCs w:val="21"/>
-                    </w:rPr>
                     <w:tab/>
                   </w:r>
                   <w:r>
                     <w:rPr>
                       <w:rFonts w:ascii="Avenir Next" w:hAnsi="Avenir Next" w:cs="Avenir Next" w:eastAsia="Avenir Next"/>
                       <w:color w:val="1A1A1A"/>
-                      <w:sz w:val="21"/>
+                      <w:sz w:val="22"/>
                       <w:szCs w:val="21"/>
                     </w:rPr>
                     <w:t xml:space="preserve">7</w:t>
@@ -5761,25 +5773,25 @@
                       <w:rFonts w:ascii="Avenir Next" w:hAnsi="Avenir Next" w:cs="Avenir Next" w:eastAsia="Avenir Next"/>
                       <w:b/>
                       <w:color w:val="003A70"/>
+                      <w:sz w:val="22"/>
+                      <w:szCs w:val="21"/>
+                    </w:rPr>
+                    <w:t xml:space="preserve">D</w:t>
+                  </w:r>
+                  <w:r>
+                    <w:rPr>
+                      <w:rFonts w:ascii="Avenir Next" w:hAnsi="Avenir Next" w:cs="Avenir Next" w:eastAsia="Avenir Next"/>
+                      <w:color w:val="1A1A1A"/>
                       <w:sz w:val="21"/>
                       <w:szCs w:val="21"/>
                     </w:rPr>
-                    <w:t xml:space="preserve">D</w:t>
-                  </w:r>
-                  <w:r>
-                    <w:rPr>
-                      <w:rFonts w:ascii="Avenir Next" w:hAnsi="Avenir Next" w:cs="Avenir Next" w:eastAsia="Avenir Next"/>
-                      <w:color w:val="1A1A1A"/>
-                      <w:sz w:val="21"/>
-                      <w:szCs w:val="21"/>
-                    </w:rPr>
                     <w:tab/>
                   </w:r>
                   <w:r>
                     <w:rPr>
                       <w:rFonts w:ascii="Avenir Next" w:hAnsi="Avenir Next" w:cs="Avenir Next" w:eastAsia="Avenir Next"/>
                       <w:color w:val="1A1A1A"/>
-                      <w:sz w:val="21"/>
+                      <w:sz w:val="22"/>
                       <w:szCs w:val="21"/>
                     </w:rPr>
                     <w:t xml:space="preserve">175</w:t>
@@ -5925,25 +5937,25 @@
                       <w:rFonts w:ascii="Avenir Next" w:hAnsi="Avenir Next" w:cs="Avenir Next" w:eastAsia="Avenir Next"/>
                       <w:b/>
                       <w:color w:val="003A70"/>
+                      <w:sz w:val="22"/>
+                      <w:szCs w:val="21"/>
+                    </w:rPr>
+                    <w:t xml:space="preserve">A</w:t>
+                  </w:r>
+                  <w:r>
+                    <w:rPr>
+                      <w:rFonts w:ascii="Avenir Next" w:hAnsi="Avenir Next" w:cs="Avenir Next" w:eastAsia="Avenir Next"/>
+                      <w:color w:val="1A1A1A"/>
                       <w:sz w:val="21"/>
                       <w:szCs w:val="21"/>
                     </w:rPr>
-                    <w:t xml:space="preserve">A</w:t>
-                  </w:r>
-                  <w:r>
-                    <w:rPr>
-                      <w:rFonts w:ascii="Avenir Next" w:hAnsi="Avenir Next" w:cs="Avenir Next" w:eastAsia="Avenir Next"/>
-                      <w:color w:val="1A1A1A"/>
-                      <w:sz w:val="21"/>
-                      <w:szCs w:val="21"/>
-                    </w:rPr>
                     <w:tab/>
                   </w:r>
                   <w:r>
                     <w:rPr>
                       <w:rFonts w:ascii="Avenir Next" w:hAnsi="Avenir Next" w:cs="Avenir Next" w:eastAsia="Avenir Next"/>
                       <w:color w:val="1A1A1A"/>
-                      <w:sz w:val="21"/>
+                      <w:sz w:val="22"/>
                       <w:szCs w:val="21"/>
                     </w:rPr>
                     <w:t xml:space="preserve">P is steeper.</w:t>
@@ -5968,25 +5980,25 @@
                       <w:rFonts w:ascii="Avenir Next" w:hAnsi="Avenir Next" w:cs="Avenir Next" w:eastAsia="Avenir Next"/>
                       <w:b/>
                       <w:color w:val="003A70"/>
+                      <w:sz w:val="22"/>
+                      <w:szCs w:val="21"/>
+                    </w:rPr>
+                    <w:t xml:space="preserve">B</w:t>
+                  </w:r>
+                  <w:r>
+                    <w:rPr>
+                      <w:rFonts w:ascii="Avenir Next" w:hAnsi="Avenir Next" w:cs="Avenir Next" w:eastAsia="Avenir Next"/>
+                      <w:color w:val="1A1A1A"/>
                       <w:sz w:val="21"/>
                       <w:szCs w:val="21"/>
                     </w:rPr>
-                    <w:t xml:space="preserve">B</w:t>
-                  </w:r>
-                  <w:r>
-                    <w:rPr>
-                      <w:rFonts w:ascii="Avenir Next" w:hAnsi="Avenir Next" w:cs="Avenir Next" w:eastAsia="Avenir Next"/>
-                      <w:color w:val="1A1A1A"/>
-                      <w:sz w:val="21"/>
-                      <w:szCs w:val="21"/>
-                    </w:rPr>
                     <w:tab/>
                   </w:r>
                   <w:r>
                     <w:rPr>
                       <w:rFonts w:ascii="Avenir Next" w:hAnsi="Avenir Next" w:cs="Avenir Next" w:eastAsia="Avenir Next"/>
                       <w:color w:val="1A1A1A"/>
-                      <w:sz w:val="21"/>
+                      <w:sz w:val="22"/>
                       <w:szCs w:val="21"/>
                     </w:rPr>
                     <w:t xml:space="preserve">Q is steeper; greater rate.</w:t>
@@ -6016,25 +6028,25 @@
                       <w:rFonts w:ascii="Avenir Next" w:hAnsi="Avenir Next" w:cs="Avenir Next" w:eastAsia="Avenir Next"/>
                       <w:b/>
                       <w:color w:val="003A70"/>
+                      <w:sz w:val="22"/>
+                      <w:szCs w:val="21"/>
+                    </w:rPr>
+                    <w:t xml:space="preserve">C</w:t>
+                  </w:r>
+                  <w:r>
+                    <w:rPr>
+                      <w:rFonts w:ascii="Avenir Next" w:hAnsi="Avenir Next" w:cs="Avenir Next" w:eastAsia="Avenir Next"/>
+                      <w:color w:val="1A1A1A"/>
                       <w:sz w:val="21"/>
                       <w:szCs w:val="21"/>
                     </w:rPr>
-                    <w:t xml:space="preserve">C</w:t>
-                  </w:r>
-                  <w:r>
-                    <w:rPr>
-                      <w:rFonts w:ascii="Avenir Next" w:hAnsi="Avenir Next" w:cs="Avenir Next" w:eastAsia="Avenir Next"/>
-                      <w:color w:val="1A1A1A"/>
-                      <w:sz w:val="21"/>
-                      <w:szCs w:val="21"/>
-                    </w:rPr>
                     <w:tab/>
                   </w:r>
                   <w:r>
                     <w:rPr>
                       <w:rFonts w:ascii="Avenir Next" w:hAnsi="Avenir Next" w:cs="Avenir Next" w:eastAsia="Avenir Next"/>
                       <w:color w:val="1A1A1A"/>
-                      <w:sz w:val="21"/>
+                      <w:sz w:val="22"/>
                       <w:szCs w:val="21"/>
                     </w:rPr>
                     <w:t xml:space="preserve">They have the same rate.</w:t>
@@ -6059,25 +6071,25 @@
                       <w:rFonts w:ascii="Avenir Next" w:hAnsi="Avenir Next" w:cs="Avenir Next" w:eastAsia="Avenir Next"/>
                       <w:b/>
                       <w:color w:val="003A70"/>
+                      <w:sz w:val="22"/>
+                      <w:szCs w:val="21"/>
+                    </w:rPr>
+                    <w:t xml:space="preserve">D</w:t>
+                  </w:r>
+                  <w:r>
+                    <w:rPr>
+                      <w:rFonts w:ascii="Avenir Next" w:hAnsi="Avenir Next" w:cs="Avenir Next" w:eastAsia="Avenir Next"/>
+                      <w:color w:val="1A1A1A"/>
                       <w:sz w:val="21"/>
                       <w:szCs w:val="21"/>
                     </w:rPr>
-                    <w:t xml:space="preserve">D</w:t>
-                  </w:r>
-                  <w:r>
-                    <w:rPr>
-                      <w:rFonts w:ascii="Avenir Next" w:hAnsi="Avenir Next" w:cs="Avenir Next" w:eastAsia="Avenir Next"/>
-                      <w:color w:val="1A1A1A"/>
-                      <w:sz w:val="21"/>
-                      <w:szCs w:val="21"/>
-                    </w:rPr>
                     <w:tab/>
                   </w:r>
                   <w:r>
                     <w:rPr>
                       <w:rFonts w:ascii="Avenir Next" w:hAnsi="Avenir Next" w:cs="Avenir Next" w:eastAsia="Avenir Next"/>
                       <w:color w:val="1A1A1A"/>
-                      <w:sz w:val="21"/>
+                      <w:sz w:val="22"/>
                       <w:szCs w:val="21"/>
                     </w:rPr>
                     <w:t xml:space="preserve">Q is steeper; smaller rate.</w:t>
@@ -6143,6 +6155,7 @@
           </w:tcPr>
           <w:p>
             <w:pPr>
+              <w:pStyle w:val="Heading2"/>
               <w:spacing w:before="0" w:after="0" w:line="240" w:lineRule="auto"/>
             </w:pPr>
             <w:r>
@@ -6180,7 +6193,7 @@
               <w:rPr>
                 <w:rFonts w:ascii="Avenir Next" w:hAnsi="Avenir Next" w:cs="Avenir Next" w:eastAsia="Avenir Next"/>
                 <w:color w:val="1A1A1A"/>
-                <w:sz w:val="17"/>
+                <w:sz w:val="22"/>
                 <w:szCs w:val="17"/>
               </w:rPr>
               <w:t xml:space="preserve">  I can do this on my own</w:t>
@@ -6209,7 +6222,7 @@
               <w:rPr>
                 <w:rFonts w:ascii="Avenir Next" w:hAnsi="Avenir Next" w:cs="Avenir Next" w:eastAsia="Avenir Next"/>
                 <w:color w:val="1A1A1A"/>
-                <w:sz w:val="17"/>
+                <w:sz w:val="22"/>
                 <w:szCs w:val="17"/>
               </w:rPr>
               <w:t xml:space="preserve">  I need a little help</w:t>
@@ -6238,7 +6251,7 @@
               <w:rPr>
                 <w:rFonts w:ascii="Avenir Next" w:hAnsi="Avenir Next" w:cs="Avenir Next" w:eastAsia="Avenir Next"/>
                 <w:color w:val="1A1A1A"/>
-                <w:sz w:val="17"/>
+                <w:sz w:val="22"/>
                 <w:szCs w:val="17"/>
               </w:rPr>
               <w:t xml:space="preserve">  I have a question about #</w:t>
@@ -6345,7 +6358,106 @@
               <w:sz w:val="15"/>
               <w:szCs w:val="15"/>
             </w:rPr>
-            <w:t xml:space="preserve">Lesson 9-2  ·  Homework Packet  ·  Level 1</w:t>
+            <w:t xml:space="preserve">9-2 · Page </w:t>
+          </w:r>
+          <w:r>
+            <w:rPr>
+              <w:rFonts w:ascii="Avenir Next" w:hAnsi="Avenir Next" w:cs="Avenir Next" w:eastAsia="Avenir Next"/>
+              <w:color w:val="5A5F66"/>
+              <w:sz w:val="15"/>
+              <w:szCs w:val="15"/>
+            </w:rPr>
+            <w:fldChar w:fldCharType="begin"/>
+          </w:r>
+          <w:r>
+            <w:rPr>
+              <w:rFonts w:ascii="Avenir Next" w:hAnsi="Avenir Next" w:cs="Avenir Next" w:eastAsia="Avenir Next"/>
+              <w:color w:val="5A5F66"/>
+              <w:sz w:val="15"/>
+              <w:szCs w:val="15"/>
+            </w:rPr>
+            <w:instrText xml:space="preserve"> PAGE </w:instrText>
+          </w:r>
+          <w:r>
+            <w:rPr>
+              <w:rFonts w:ascii="Avenir Next" w:hAnsi="Avenir Next" w:cs="Avenir Next" w:eastAsia="Avenir Next"/>
+              <w:color w:val="5A5F66"/>
+              <w:sz w:val="15"/>
+              <w:szCs w:val="15"/>
+            </w:rPr>
+            <w:fldChar w:fldCharType="separate"/>
+          </w:r>
+          <w:r>
+            <w:rPr>
+              <w:rFonts w:ascii="Avenir Next" w:hAnsi="Avenir Next" w:cs="Avenir Next" w:eastAsia="Avenir Next"/>
+              <w:color w:val="5A5F66"/>
+              <w:sz w:val="15"/>
+              <w:szCs w:val="15"/>
+            </w:rPr>
+            <w:t xml:space="preserve">1</w:t>
+          </w:r>
+          <w:r>
+            <w:rPr>
+              <w:rFonts w:ascii="Avenir Next" w:hAnsi="Avenir Next" w:cs="Avenir Next" w:eastAsia="Avenir Next"/>
+              <w:color w:val="5A5F66"/>
+              <w:sz w:val="15"/>
+              <w:szCs w:val="15"/>
+            </w:rPr>
+            <w:fldChar w:fldCharType="end"/>
+          </w:r>
+          <w:r>
+            <w:rPr>
+              <w:rFonts w:ascii="Avenir Next" w:hAnsi="Avenir Next" w:cs="Avenir Next" w:eastAsia="Avenir Next"/>
+              <w:color w:val="5A5F66"/>
+              <w:sz w:val="15"/>
+              <w:szCs w:val="15"/>
+            </w:rPr>
+            <w:t xml:space="preserve"> of </w:t>
+          </w:r>
+          <w:r>
+            <w:rPr>
+              <w:rFonts w:ascii="Avenir Next" w:hAnsi="Avenir Next" w:cs="Avenir Next" w:eastAsia="Avenir Next"/>
+              <w:color w:val="5A5F66"/>
+              <w:sz w:val="15"/>
+              <w:szCs w:val="15"/>
+            </w:rPr>
+            <w:fldChar w:fldCharType="begin"/>
+          </w:r>
+          <w:r>
+            <w:rPr>
+              <w:rFonts w:ascii="Avenir Next" w:hAnsi="Avenir Next" w:cs="Avenir Next" w:eastAsia="Avenir Next"/>
+              <w:color w:val="5A5F66"/>
+              <w:sz w:val="15"/>
+              <w:szCs w:val="15"/>
+            </w:rPr>
+            <w:instrText xml:space="preserve"> NUMPAGES </w:instrText>
+          </w:r>
+          <w:r>
+            <w:rPr>
+              <w:rFonts w:ascii="Avenir Next" w:hAnsi="Avenir Next" w:cs="Avenir Next" w:eastAsia="Avenir Next"/>
+              <w:color w:val="5A5F66"/>
+              <w:sz w:val="15"/>
+              <w:szCs w:val="15"/>
+            </w:rPr>
+            <w:fldChar w:fldCharType="separate"/>
+          </w:r>
+          <w:r>
+            <w:rPr>
+              <w:rFonts w:ascii="Avenir Next" w:hAnsi="Avenir Next" w:cs="Avenir Next" w:eastAsia="Avenir Next"/>
+              <w:color w:val="5A5F66"/>
+              <w:sz w:val="15"/>
+              <w:szCs w:val="15"/>
+            </w:rPr>
+            <w:t xml:space="preserve">1</w:t>
+          </w:r>
+          <w:r>
+            <w:rPr>
+              <w:rFonts w:ascii="Avenir Next" w:hAnsi="Avenir Next" w:cs="Avenir Next" w:eastAsia="Avenir Next"/>
+              <w:color w:val="5A5F66"/>
+              <w:sz w:val="15"/>
+              <w:szCs w:val="15"/>
+            </w:rPr>
+            <w:fldChar w:fldCharType="end"/>
           </w:r>
         </w:p>
       </w:tc>
@@ -6388,5 +6500,23 @@
       </w:tblCellMar>
     </w:tblPr>
   </w:style>
+  <w:style w:type="paragraph" w:styleId="Heading1">
+    <w:name w:val="heading 1"/>
+    <w:basedOn w:val="Normal"/>
+    <w:pPr>
+      <w:outlineLvl w:val="0"/>
+      <w:keepNext w:val="0"/>
+      <w:keepLines w:val="0"/>
+    </w:pPr>
+  </w:style>
+  <w:style w:type="paragraph" w:styleId="Heading2">
+    <w:name w:val="heading 2"/>
+    <w:basedOn w:val="Normal"/>
+    <w:pPr>
+      <w:outlineLvl w:val="1"/>
+      <w:keepNext w:val="0"/>
+      <w:keepLines w:val="0"/>
+    </w:pPr>
+  </w:style>
 </w:styles>
 </file>